--- a/Tables/Table_1.docx
+++ b/Tables/Table_1.docx
@@ -49,6 +49,26 @@
               <w:pStyle w:val="Normal"/>
             </w:pPr>
             <w:r>
+              <w:t>P</w:t>
+            </w:r>
+          </w:p>
+        </w:tc>
+        <w:tc>
+          <w:p>
+            <w:pPr>
+              <w:pStyle w:val="Normal"/>
+            </w:pPr>
+            <w:r>
+              <w:t>k</w:t>
+            </w:r>
+          </w:p>
+        </w:tc>
+        <w:tc>
+          <w:p>
+            <w:pPr>
+              <w:pStyle w:val="Normal"/>
+            </w:pPr>
+            <w:r>
               <w:t>alpha</w:t>
             </w:r>
           </w:p>
@@ -70,6 +90,16 @@
             </w:pPr>
             <w:r>
               <w:t>tau</w:t>
+            </w:r>
+          </w:p>
+        </w:tc>
+        <w:tc>
+          <w:p>
+            <w:pPr>
+              <w:pStyle w:val="Normal"/>
+            </w:pPr>
+            <w:r>
+              <w:t>log_ratio</w:t>
             </w:r>
           </w:p>
         </w:tc>
@@ -81,7 +111,7 @@
               <w:pStyle w:val="Normal"/>
             </w:pPr>
             <w:r>
-              <w:t>Brouwer 1996</w:t>
+              <w:t>Brouwer</w:t>
             </w:r>
           </w:p>
         </w:tc>
@@ -111,28 +141,57 @@
               <w:pStyle w:val="Normal"/>
             </w:pPr>
             <w:r>
-              <w:t>0.037 ± 0.017</w:t>
-            </w:r>
-          </w:p>
-        </w:tc>
-        <w:tc>
-          <w:p>
-            <w:pPr>
-              <w:pStyle w:val="Normal"/>
-            </w:pPr>
-            <w:r>
-              <w:t>778
-± 108</w:t>
-            </w:r>
-          </w:p>
-        </w:tc>
-        <w:tc>
-          <w:p>
-            <w:pPr>
-              <w:pStyle w:val="Normal"/>
-            </w:pPr>
-            <w:r>
-              <w:t>7.2 ± 0.91</w:t>
+              <w:t>1.00</w:t>
+            </w:r>
+          </w:p>
+        </w:tc>
+        <w:tc>
+          <w:p>
+            <w:pPr>
+              <w:pStyle w:val="Normal"/>
+            </w:pPr>
+            <w:r>
+              <w:t>0.06 ± 0.014 (0.059)</w:t>
+            </w:r>
+          </w:p>
+        </w:tc>
+        <w:tc>
+          <w:p>
+            <w:pPr>
+              <w:pStyle w:val="Normal"/>
+            </w:pPr>
+            <w:r>
+              <w:t>0.068 ± 0.032 (0.066)</w:t>
+            </w:r>
+          </w:p>
+        </w:tc>
+        <w:tc>
+          <w:p>
+            <w:pPr>
+              <w:pStyle w:val="Normal"/>
+            </w:pPr>
+            <w:r>
+              <w:t>585 ± 100 (570)</w:t>
+            </w:r>
+          </w:p>
+        </w:tc>
+        <w:tc>
+          <w:p>
+            <w:pPr>
+              <w:pStyle w:val="Normal"/>
+            </w:pPr>
+            <w:r>
+              <w:t>5.6 ± 1.5 (5.4)</w:t>
+            </w:r>
+          </w:p>
+        </w:tc>
+        <w:tc>
+          <w:p>
+            <w:pPr>
+              <w:pStyle w:val="Normal"/>
+            </w:pPr>
+            <w:r>
+              <w:t>2 ± 0.14 (2)</w:t>
             </w:r>
           </w:p>
         </w:tc>
@@ -144,7 +203,7 @@
               <w:pStyle w:val="Normal"/>
             </w:pPr>
             <w:r>
-              <w:t>Brouwer 1996</w:t>
+              <w:t>Brouwer</w:t>
             </w:r>
           </w:p>
         </w:tc>
@@ -174,28 +233,57 @@
               <w:pStyle w:val="Normal"/>
             </w:pPr>
             <w:r>
-              <w:t>−0.6 ± 0.29</w:t>
-            </w:r>
-          </w:p>
-        </w:tc>
-        <w:tc>
-          <w:p>
-            <w:pPr>
-              <w:pStyle w:val="Normal"/>
-            </w:pPr>
-            <w:r>
-              <w:t>28
-± 4.1</w:t>
-            </w:r>
-          </w:p>
-        </w:tc>
-        <w:tc>
-          <w:p>
-            <w:pPr>
-              <w:pStyle w:val="Normal"/>
-            </w:pPr>
-            <w:r>
-              <w:t>7.2 ± 0.91</w:t>
+              <w:t>0.98</w:t>
+            </w:r>
+          </w:p>
+        </w:tc>
+        <w:tc>
+          <w:p>
+            <w:pPr>
+              <w:pStyle w:val="Normal"/>
+            </w:pPr>
+            <w:r>
+              <w:t>3.4 ± 0.29 (3.4)</w:t>
+            </w:r>
+          </w:p>
+        </w:tc>
+        <w:tc>
+          <w:p>
+            <w:pPr>
+              <w:pStyle w:val="Normal"/>
+            </w:pPr>
+            <w:r>
+              <w:t>-1.3 ± 0.5 (-1.3)</w:t>
+            </w:r>
+          </w:p>
+        </w:tc>
+        <w:tc>
+          <w:p>
+            <w:pPr>
+              <w:pStyle w:val="Normal"/>
+            </w:pPr>
+            <w:r>
+              <w:t>30 ± 12 (28)</w:t>
+            </w:r>
+          </w:p>
+        </w:tc>
+        <w:tc>
+          <w:p>
+            <w:pPr>
+              <w:pStyle w:val="Normal"/>
+            </w:pPr>
+            <w:r>
+              <w:t>5.6 ± 1.5 (5.4)</w:t>
+            </w:r>
+          </w:p>
+        </w:tc>
+        <w:tc>
+          <w:p>
+            <w:pPr>
+              <w:pStyle w:val="Normal"/>
+            </w:pPr>
+            <w:r>
+              <w:t>0.2 ± 0.11 (0.2)</w:t>
             </w:r>
           </w:p>
         </w:tc>
@@ -207,7 +295,7 @@
               <w:pStyle w:val="Normal"/>
             </w:pPr>
             <w:r>
-              <w:t>Hamersley et al. 2015</w:t>
+              <w:t>Hamersley</w:t>
             </w:r>
           </w:p>
         </w:tc>
@@ -237,28 +325,57 @@
               <w:pStyle w:val="Normal"/>
             </w:pPr>
             <w:r>
-              <w:t>−0.31 ± 0.55</w:t>
-            </w:r>
-          </w:p>
-        </w:tc>
-        <w:tc>
-          <w:p>
-            <w:pPr>
-              <w:pStyle w:val="Normal"/>
-            </w:pPr>
-            <w:r>
-              <w:t>5.9
-± 1</w:t>
-            </w:r>
-          </w:p>
-        </w:tc>
-        <w:tc>
-          <w:p>
-            <w:pPr>
-              <w:pStyle w:val="Normal"/>
-            </w:pPr>
-            <w:r>
-              <w:t>12 ± 1.1</w:t>
+              <w:t>1.00</w:t>
+            </w:r>
+          </w:p>
+        </w:tc>
+        <w:tc>
+          <w:p>
+            <w:pPr>
+              <w:pStyle w:val="Normal"/>
+            </w:pPr>
+            <w:r>
+              <w:t>5.7 ± 0.43 (5.6)</w:t>
+            </w:r>
+          </w:p>
+        </w:tc>
+        <w:tc>
+          <w:p>
+            <w:pPr>
+              <w:pStyle w:val="Normal"/>
+            </w:pPr>
+            <w:r>
+              <w:t>-0.3 ± 0.64 (-0.32)</w:t>
+            </w:r>
+          </w:p>
+        </w:tc>
+        <w:tc>
+          <w:p>
+            <w:pPr>
+              <w:pStyle w:val="Normal"/>
+            </w:pPr>
+            <w:r>
+              <w:t>7 ± 1.1 (7)</w:t>
+            </w:r>
+          </w:p>
+        </w:tc>
+        <w:tc>
+          <w:p>
+            <w:pPr>
+              <w:pStyle w:val="Normal"/>
+            </w:pPr>
+            <w:r>
+              <w:t>11 ± 1.1 (11)</w:t>
+            </w:r>
+          </w:p>
+        </w:tc>
+        <w:tc>
+          <w:p>
+            <w:pPr>
+              <w:pStyle w:val="Normal"/>
+            </w:pPr>
+            <w:r>
+              <w:t>0.3 ± 0.052 (0.3)</w:t>
             </w:r>
           </w:p>
         </w:tc>
@@ -270,7 +387,7 @@
               <w:pStyle w:val="Normal"/>
             </w:pPr>
             <w:r>
-              <w:t>Hamersley et al. 2015</w:t>
+              <w:t>Hamersley</w:t>
             </w:r>
           </w:p>
         </w:tc>
@@ -300,28 +417,57 @@
               <w:pStyle w:val="Normal"/>
             </w:pPr>
             <w:r>
-              <w:t>−0.19 ± 1</w:t>
-            </w:r>
-          </w:p>
-        </w:tc>
-        <w:tc>
-          <w:p>
-            <w:pPr>
-              <w:pStyle w:val="Normal"/>
-            </w:pPr>
-            <w:r>
-              <w:t>2.3
-± 0.75</w:t>
-            </w:r>
-          </w:p>
-        </w:tc>
-        <w:tc>
-          <w:p>
-            <w:pPr>
-              <w:pStyle w:val="Normal"/>
-            </w:pPr>
-            <w:r>
-              <w:t>9.3 ± 0.54</w:t>
+              <w:t>0.93</w:t>
+            </w:r>
+          </w:p>
+        </w:tc>
+        <w:tc>
+          <w:p>
+            <w:pPr>
+              <w:pStyle w:val="Normal"/>
+            </w:pPr>
+            <w:r>
+              <w:t>10 ± 0.9 (10)</w:t>
+            </w:r>
+          </w:p>
+        </w:tc>
+        <w:tc>
+          <w:p>
+            <w:pPr>
+              <w:pStyle w:val="Normal"/>
+            </w:pPr>
+            <w:r>
+              <w:t>-0.79 ± 1.6 (-0.55)</w:t>
+            </w:r>
+          </w:p>
+        </w:tc>
+        <w:tc>
+          <w:p>
+            <w:pPr>
+              <w:pStyle w:val="Normal"/>
+            </w:pPr>
+            <w:r>
+              <w:t>1.6 ± 0.56 (1.5)</w:t>
+            </w:r>
+          </w:p>
+        </w:tc>
+        <w:tc>
+          <w:p>
+            <w:pPr>
+              <w:pStyle w:val="Normal"/>
+            </w:pPr>
+            <w:r>
+              <w:t>12 ± 0.64 (12)</w:t>
+            </w:r>
+          </w:p>
+        </w:tc>
+        <w:tc>
+          <w:p>
+            <w:pPr>
+              <w:pStyle w:val="Normal"/>
+            </w:pPr>
+            <w:r>
+              <w:t>0.068 ± 0.045 (0.068)</w:t>
             </w:r>
           </w:p>
         </w:tc>
@@ -333,7 +479,7 @@
               <w:pStyle w:val="Normal"/>
             </w:pPr>
             <w:r>
-              <w:t>Hamersley et al. 2015</w:t>
+              <w:t>Hamersley</w:t>
             </w:r>
           </w:p>
         </w:tc>
@@ -363,28 +509,57 @@
               <w:pStyle w:val="Normal"/>
             </w:pPr>
             <w:r>
-              <w:t>−0.076 ± 1</w:t>
-            </w:r>
-          </w:p>
-        </w:tc>
-        <w:tc>
-          <w:p>
-            <w:pPr>
-              <w:pStyle w:val="Normal"/>
-            </w:pPr>
-            <w:r>
-              <w:t>0.94
-± 0.3</w:t>
-            </w:r>
-          </w:p>
-        </w:tc>
-        <w:tc>
-          <w:p>
-            <w:pPr>
-              <w:pStyle w:val="Normal"/>
-            </w:pPr>
-            <w:r>
-              <w:t>12 ± 0.47</w:t>
+              <w:t>0.99</w:t>
+            </w:r>
+          </w:p>
+        </w:tc>
+        <w:tc>
+          <w:p>
+            <w:pPr>
+              <w:pStyle w:val="Normal"/>
+            </w:pPr>
+            <w:r>
+              <w:t>7.1 ± 0.57 (7.1)</w:t>
+            </w:r>
+          </w:p>
+        </w:tc>
+        <w:tc>
+          <w:p>
+            <w:pPr>
+              <w:pStyle w:val="Normal"/>
+            </w:pPr>
+            <w:r>
+              <w:t>-0.99 ± 1.6 (-0.66)</w:t>
+            </w:r>
+          </w:p>
+        </w:tc>
+        <w:tc>
+          <w:p>
+            <w:pPr>
+              <w:pStyle w:val="Normal"/>
+            </w:pPr>
+            <w:r>
+              <w:t>2.9 ± 1.8 (2.3)</w:t>
+            </w:r>
+          </w:p>
+        </w:tc>
+        <w:tc>
+          <w:p>
+            <w:pPr>
+              <w:pStyle w:val="Normal"/>
+            </w:pPr>
+            <w:r>
+              <w:t>9.1 ± 0.8 (9)</w:t>
+            </w:r>
+          </w:p>
+        </w:tc>
+        <w:tc>
+          <w:p>
+            <w:pPr>
+              <w:pStyle w:val="Normal"/>
+            </w:pPr>
+            <w:r>
+              <w:t>0.11 ± 0.05 (0.11)</w:t>
             </w:r>
           </w:p>
         </w:tc>
@@ -396,7 +571,7 @@
               <w:pStyle w:val="Normal"/>
             </w:pPr>
             <w:r>
-              <w:t>de Bettignies et al. 2020</w:t>
+              <w:t>Bettignies</w:t>
             </w:r>
           </w:p>
         </w:tc>
@@ -426,28 +601,57 @@
               <w:pStyle w:val="Normal"/>
             </w:pPr>
             <w:r>
-              <w:t>1 ± 0.6</w:t>
-            </w:r>
-          </w:p>
-        </w:tc>
-        <w:tc>
-          <w:p>
-            <w:pPr>
-              <w:pStyle w:val="Normal"/>
-            </w:pPr>
-            <w:r>
-              <w:t>10
-± 3.1</w:t>
-            </w:r>
-          </w:p>
-        </w:tc>
-        <w:tc>
-          <w:p>
-            <w:pPr>
-              <w:pStyle w:val="Normal"/>
-            </w:pPr>
-            <w:r>
-              <w:t>1.3 ± 0.11</w:t>
+              <w:t>0.94</w:t>
+            </w:r>
+          </w:p>
+        </w:tc>
+        <w:tc>
+          <w:p>
+            <w:pPr>
+              <w:pStyle w:val="Normal"/>
+            </w:pPr>
+            <w:r>
+              <w:t>1.1 ± 0.1 (1.1)</w:t>
+            </w:r>
+          </w:p>
+        </w:tc>
+        <w:tc>
+          <w:p>
+            <w:pPr>
+              <w:pStyle w:val="Normal"/>
+            </w:pPr>
+            <w:r>
+              <w:t>0.26 ± 0.38 (0.27)</w:t>
+            </w:r>
+          </w:p>
+        </w:tc>
+        <w:tc>
+          <w:p>
+            <w:pPr>
+              <w:pStyle w:val="Normal"/>
+            </w:pPr>
+            <w:r>
+              <w:t>16 ± 9.5 (15)</w:t>
+            </w:r>
+          </w:p>
+        </w:tc>
+        <w:tc>
+          <w:p>
+            <w:pPr>
+              <w:pStyle w:val="Normal"/>
+            </w:pPr>
+            <w:r>
+              <w:t>1.3 ± 0.1 (1.3)</w:t>
+            </w:r>
+          </w:p>
+        </w:tc>
+        <w:tc>
+          <w:p>
+            <w:pPr>
+              <w:pStyle w:val="Normal"/>
+            </w:pPr>
+            <w:r>
+              <w:t>0.082 ± 0.053 (0.082)</w:t>
             </w:r>
           </w:p>
         </w:tc>
@@ -459,7 +663,7 @@
               <w:pStyle w:val="Normal"/>
             </w:pPr>
             <w:r>
-              <w:t>de Bettignies et al. 2020</w:t>
+              <w:t>Bettignies</w:t>
             </w:r>
           </w:p>
         </w:tc>
@@ -479,38 +683,67 @@
               <w:pStyle w:val="Normal"/>
             </w:pPr>
             <w:r>
-              <w:t>Senescent</w:t>
-            </w:r>
-          </w:p>
-        </w:tc>
-        <w:tc>
-          <w:p>
-            <w:pPr>
-              <w:pStyle w:val="Normal"/>
-            </w:pPr>
-            <w:r>
-              <w:t>−0.27 ± 1</w:t>
-            </w:r>
-          </w:p>
-        </w:tc>
-        <w:tc>
-          <w:p>
-            <w:pPr>
-              <w:pStyle w:val="Normal"/>
-            </w:pPr>
-            <w:r>
-              <w:t>3.3
-± 3.7</w:t>
-            </w:r>
-          </w:p>
-        </w:tc>
-        <w:tc>
-          <w:p>
-            <w:pPr>
-              <w:pStyle w:val="Normal"/>
-            </w:pPr>
-            <w:r>
-              <w:t>3.2 ± 0.36</w:t>
+              <w:t>Senescent Experiment 1</w:t>
+            </w:r>
+          </w:p>
+        </w:tc>
+        <w:tc>
+          <w:p>
+            <w:pPr>
+              <w:pStyle w:val="Normal"/>
+            </w:pPr>
+            <w:r>
+              <w:t>0.60</w:t>
+            </w:r>
+          </w:p>
+        </w:tc>
+        <w:tc>
+          <w:p>
+            <w:pPr>
+              <w:pStyle w:val="Normal"/>
+            </w:pPr>
+            <w:r>
+              <w:t>3.7 ± 2.2 (3.3)</w:t>
+            </w:r>
+          </w:p>
+        </w:tc>
+        <w:tc>
+          <w:p>
+            <w:pPr>
+              <w:pStyle w:val="Normal"/>
+            </w:pPr>
+            <w:r>
+              <w:t>-2.4 ± 0.57 (-2.4)</w:t>
+            </w:r>
+          </w:p>
+        </w:tc>
+        <w:tc>
+          <w:p>
+            <w:pPr>
+              <w:pStyle w:val="Normal"/>
+            </w:pPr>
+            <w:r>
+              <w:t>34 ± 33 (24)</w:t>
+            </w:r>
+          </w:p>
+        </w:tc>
+        <w:tc>
+          <w:p>
+            <w:pPr>
+              <w:pStyle w:val="Normal"/>
+            </w:pPr>
+            <w:r>
+              <w:t>3.6 ± 0.54 (3.6)</w:t>
+            </w:r>
+          </w:p>
+        </w:tc>
+        <w:tc>
+          <w:p>
+            <w:pPr>
+              <w:pStyle w:val="Normal"/>
+            </w:pPr>
+            <w:r>
+              <w:t>0.027 ± 0.17 (0.04)</w:t>
             </w:r>
           </w:p>
         </w:tc>
@@ -522,7 +755,7 @@
               <w:pStyle w:val="Normal"/>
             </w:pPr>
             <w:r>
-              <w:t>Frontier et al. 2021</w:t>
+              <w:t>Bettignies</w:t>
             </w:r>
           </w:p>
         </w:tc>
@@ -542,38 +775,67 @@
               <w:pStyle w:val="Normal"/>
             </w:pPr>
             <w:r>
-              <w:t>0m</w:t>
-            </w:r>
-          </w:p>
-        </w:tc>
-        <w:tc>
-          <w:p>
-            <w:pPr>
-              <w:pStyle w:val="Normal"/>
-            </w:pPr>
-            <w:r>
-              <w:t>0.03 ± 0.017</w:t>
-            </w:r>
-          </w:p>
-        </w:tc>
-        <w:tc>
-          <w:p>
-            <w:pPr>
-              <w:pStyle w:val="Normal"/>
-            </w:pPr>
-            <w:r>
-              <w:t>259
-± 48</w:t>
-            </w:r>
-          </w:p>
-        </w:tc>
-        <w:tc>
-          <w:p>
-            <w:pPr>
-              <w:pStyle w:val="Normal"/>
-            </w:pPr>
-            <w:r>
-              <w:t>4.1 ± 0.49</w:t>
+              <w:t>Senescent Experiment 2</w:t>
+            </w:r>
+          </w:p>
+        </w:tc>
+        <w:tc>
+          <w:p>
+            <w:pPr>
+              <w:pStyle w:val="Normal"/>
+            </w:pPr>
+            <w:r>
+              <w:t>1.00</w:t>
+            </w:r>
+          </w:p>
+        </w:tc>
+        <w:tc>
+          <w:p>
+            <w:pPr>
+              <w:pStyle w:val="Normal"/>
+            </w:pPr>
+            <w:r>
+              <w:t>0.54 ± 0.06 (0.53)</w:t>
+            </w:r>
+          </w:p>
+        </w:tc>
+        <w:tc>
+          <w:p>
+            <w:pPr>
+              <w:pStyle w:val="Normal"/>
+            </w:pPr>
+            <w:r>
+              <w:t>0.15 ± 0.34 (0.09)</w:t>
+            </w:r>
+          </w:p>
+        </w:tc>
+        <w:tc>
+          <w:p>
+            <w:pPr>
+              <w:pStyle w:val="Normal"/>
+            </w:pPr>
+            <w:r>
+              <w:t>71 ± 23 (72)</w:t>
+            </w:r>
+          </w:p>
+        </w:tc>
+        <w:tc>
+          <w:p>
+            <w:pPr>
+              <w:pStyle w:val="Normal"/>
+            </w:pPr>
+            <w:r>
+              <w:t>1.6 ± 0.39 (1.5)</w:t>
+            </w:r>
+          </w:p>
+        </w:tc>
+        <w:tc>
+          <w:p>
+            <w:pPr>
+              <w:pStyle w:val="Normal"/>
+            </w:pPr>
+            <w:r>
+              <w:t>0.47 ± 0.11 (0.46)</w:t>
             </w:r>
           </w:p>
         </w:tc>
@@ -585,58 +847,87 @@
               <w:pStyle w:val="Normal"/>
             </w:pPr>
             <w:r>
-              <w:t>Frontier et al. 2021</w:t>
-            </w:r>
-          </w:p>
-        </w:tc>
-        <w:tc>
-          <w:p>
-            <w:pPr>
-              <w:pStyle w:val="Normal"/>
-            </w:pPr>
-            <w:r>
-              <w:t>Laminaria hyperborea</w:t>
-            </w:r>
-          </w:p>
-        </w:tc>
-        <w:tc>
-          <w:p>
-            <w:pPr>
-              <w:pStyle w:val="Normal"/>
-            </w:pPr>
-            <w:r>
-              <w:t>15m</w:t>
-            </w:r>
-          </w:p>
-        </w:tc>
-        <w:tc>
-          <w:p>
-            <w:pPr>
-              <w:pStyle w:val="Normal"/>
-            </w:pPr>
-            <w:r>
-              <w:t>0.03 ± 0.017</w:t>
-            </w:r>
-          </w:p>
-        </w:tc>
-        <w:tc>
-          <w:p>
-            <w:pPr>
-              <w:pStyle w:val="Normal"/>
-            </w:pPr>
-            <w:r>
-              <w:t>27
-± 9.2</w:t>
-            </w:r>
-          </w:p>
-        </w:tc>
-        <w:tc>
-          <w:p>
-            <w:pPr>
-              <w:pStyle w:val="Normal"/>
-            </w:pPr>
-            <w:r>
-              <w:t>4.1 ± 0.49</w:t>
+              <w:t>Bourguès</w:t>
+            </w:r>
+          </w:p>
+        </w:tc>
+        <w:tc>
+          <w:p>
+            <w:pPr>
+              <w:pStyle w:val="Normal"/>
+            </w:pPr>
+            <w:r>
+              <w:t>Ulvaria obscura</w:t>
+            </w:r>
+          </w:p>
+        </w:tc>
+        <w:tc>
+          <w:p>
+            <w:pPr>
+              <w:pStyle w:val="Normal"/>
+            </w:pPr>
+            <w:r>
+              <w:t>Spring</w:t>
+            </w:r>
+          </w:p>
+        </w:tc>
+        <w:tc>
+          <w:p>
+            <w:pPr>
+              <w:pStyle w:val="Normal"/>
+            </w:pPr>
+            <w:r>
+              <w:t>1.00</w:t>
+            </w:r>
+          </w:p>
+        </w:tc>
+        <w:tc>
+          <w:p>
+            <w:pPr>
+              <w:pStyle w:val="Normal"/>
+            </w:pPr>
+            <w:r>
+              <w:t>3.8 ± 1.2 (3.6)</w:t>
+            </w:r>
+          </w:p>
+        </w:tc>
+        <w:tc>
+          <w:p>
+            <w:pPr>
+              <w:pStyle w:val="Normal"/>
+            </w:pPr>
+            <w:r>
+              <w:t>0.5 ± 0.14 (0.49)</w:t>
+            </w:r>
+          </w:p>
+        </w:tc>
+        <w:tc>
+          <w:p>
+            <w:pPr>
+              <w:pStyle w:val="Normal"/>
+            </w:pPr>
+            <w:r>
+              <w:t>13 ± 3.2 (13)</w:t>
+            </w:r>
+          </w:p>
+        </w:tc>
+        <w:tc>
+          <w:p>
+            <w:pPr>
+              <w:pStyle w:val="Normal"/>
+            </w:pPr>
+            <w:r>
+              <w:t>14 ± 6.9 (13)</w:t>
+            </w:r>
+          </w:p>
+        </w:tc>
+        <w:tc>
+          <w:p>
+            <w:pPr>
+              <w:pStyle w:val="Normal"/>
+            </w:pPr>
+            <w:r>
+              <w:t>0.55 ± 0.2 (0.55)</w:t>
             </w:r>
           </w:p>
         </w:tc>
@@ -648,58 +939,87 @@
               <w:pStyle w:val="Normal"/>
             </w:pPr>
             <w:r>
-              <w:t>Frontier et al. 2021</w:t>
-            </w:r>
-          </w:p>
-        </w:tc>
-        <w:tc>
-          <w:p>
-            <w:pPr>
-              <w:pStyle w:val="Normal"/>
-            </w:pPr>
-            <w:r>
-              <w:t>Laminaria hyperborea</w:t>
-            </w:r>
-          </w:p>
-        </w:tc>
-        <w:tc>
-          <w:p>
-            <w:pPr>
-              <w:pStyle w:val="Normal"/>
-            </w:pPr>
-            <w:r>
-              <w:t>30m</w:t>
-            </w:r>
-          </w:p>
-        </w:tc>
-        <w:tc>
-          <w:p>
-            <w:pPr>
-              <w:pStyle w:val="Normal"/>
-            </w:pPr>
-            <w:r>
-              <w:t>0.03 ± 0.017</w:t>
-            </w:r>
-          </w:p>
-        </w:tc>
-        <w:tc>
-          <w:p>
-            <w:pPr>
-              <w:pStyle w:val="Normal"/>
-            </w:pPr>
-            <w:r>
-              <w:t>1.9
-± 1.2</w:t>
-            </w:r>
-          </w:p>
-        </w:tc>
-        <w:tc>
-          <w:p>
-            <w:pPr>
-              <w:pStyle w:val="Normal"/>
-            </w:pPr>
-            <w:r>
-              <w:t>4.1 ± 0.49</w:t>
+              <w:t>Bourguès</w:t>
+            </w:r>
+          </w:p>
+        </w:tc>
+        <w:tc>
+          <w:p>
+            <w:pPr>
+              <w:pStyle w:val="Normal"/>
+            </w:pPr>
+            <w:r>
+              <w:t>Ulvaria obscura</w:t>
+            </w:r>
+          </w:p>
+        </w:tc>
+        <w:tc>
+          <w:p>
+            <w:pPr>
+              <w:pStyle w:val="Normal"/>
+            </w:pPr>
+            <w:r>
+              <w:t>Summer</w:t>
+            </w:r>
+          </w:p>
+        </w:tc>
+        <w:tc>
+          <w:p>
+            <w:pPr>
+              <w:pStyle w:val="Normal"/>
+            </w:pPr>
+            <w:r>
+              <w:t>0.88</w:t>
+            </w:r>
+          </w:p>
+        </w:tc>
+        <w:tc>
+          <w:p>
+            <w:pPr>
+              <w:pStyle w:val="Normal"/>
+            </w:pPr>
+            <w:r>
+              <w:t>7.7 ± 3.9 (7.4)</w:t>
+            </w:r>
+          </w:p>
+        </w:tc>
+        <w:tc>
+          <w:p>
+            <w:pPr>
+              <w:pStyle w:val="Normal"/>
+            </w:pPr>
+            <w:r>
+              <w:t>0.5 ± 0.14 (0.49)</w:t>
+            </w:r>
+          </w:p>
+        </w:tc>
+        <w:tc>
+          <w:p>
+            <w:pPr>
+              <w:pStyle w:val="Normal"/>
+            </w:pPr>
+            <w:r>
+              <w:t>4 ± 2.9 (3.5)</w:t>
+            </w:r>
+          </w:p>
+        </w:tc>
+        <w:tc>
+          <w:p>
+            <w:pPr>
+              <w:pStyle w:val="Normal"/>
+            </w:pPr>
+            <w:r>
+              <w:t>12 ± 7.5 (11)</w:t>
+            </w:r>
+          </w:p>
+        </w:tc>
+        <w:tc>
+          <w:p>
+            <w:pPr>
+              <w:pStyle w:val="Normal"/>
+            </w:pPr>
+            <w:r>
+              <w:t>0.2 ± 0.19 (0.19)</w:t>
             </w:r>
           </w:p>
         </w:tc>
@@ -711,58 +1031,87 @@
               <w:pStyle w:val="Normal"/>
             </w:pPr>
             <w:r>
-              <w:t>Frontier et al. 2021</w:t>
-            </w:r>
-          </w:p>
-        </w:tc>
-        <w:tc>
-          <w:p>
-            <w:pPr>
-              <w:pStyle w:val="Normal"/>
-            </w:pPr>
-            <w:r>
-              <w:t>Laminaria ochroleuca</w:t>
-            </w:r>
-          </w:p>
-        </w:tc>
-        <w:tc>
-          <w:p>
-            <w:pPr>
-              <w:pStyle w:val="Normal"/>
-            </w:pPr>
-            <w:r>
-              <w:t>0m</w:t>
-            </w:r>
-          </w:p>
-        </w:tc>
-        <w:tc>
-          <w:p>
-            <w:pPr>
-              <w:pStyle w:val="Normal"/>
-            </w:pPr>
-            <w:r>
-              <w:t>0.037 ± 0.032</w:t>
-            </w:r>
-          </w:p>
-        </w:tc>
-        <w:tc>
-          <w:p>
-            <w:pPr>
-              <w:pStyle w:val="Normal"/>
-            </w:pPr>
-            <w:r>
-              <w:t>57
-± 6.5</w:t>
-            </w:r>
-          </w:p>
-        </w:tc>
-        <w:tc>
-          <w:p>
-            <w:pPr>
-              <w:pStyle w:val="Normal"/>
-            </w:pPr>
-            <w:r>
-              <w:t>4.6 ± 0.71</w:t>
+              <w:t>Bourguès</w:t>
+            </w:r>
+          </w:p>
+        </w:tc>
+        <w:tc>
+          <w:p>
+            <w:pPr>
+              <w:pStyle w:val="Normal"/>
+            </w:pPr>
+            <w:r>
+              <w:t>Ulvaria obscura</w:t>
+            </w:r>
+          </w:p>
+        </w:tc>
+        <w:tc>
+          <w:p>
+            <w:pPr>
+              <w:pStyle w:val="Normal"/>
+            </w:pPr>
+            <w:r>
+              <w:t>Autumn</w:t>
+            </w:r>
+          </w:p>
+        </w:tc>
+        <w:tc>
+          <w:p>
+            <w:pPr>
+              <w:pStyle w:val="Normal"/>
+            </w:pPr>
+            <w:r>
+              <w:t>1.00</w:t>
+            </w:r>
+          </w:p>
+        </w:tc>
+        <w:tc>
+          <w:p>
+            <w:pPr>
+              <w:pStyle w:val="Normal"/>
+            </w:pPr>
+            <w:r>
+              <w:t>2.5 ± 0.87 (2.3)</w:t>
+            </w:r>
+          </w:p>
+        </w:tc>
+        <w:tc>
+          <w:p>
+            <w:pPr>
+              <w:pStyle w:val="Normal"/>
+            </w:pPr>
+            <w:r>
+              <w:t>0.51 ± 0.14 (0.5)</w:t>
+            </w:r>
+          </w:p>
+        </w:tc>
+        <w:tc>
+          <w:p>
+            <w:pPr>
+              <w:pStyle w:val="Normal"/>
+            </w:pPr>
+            <w:r>
+              <w:t>23 ± 3.4 (23)</w:t>
+            </w:r>
+          </w:p>
+        </w:tc>
+        <w:tc>
+          <w:p>
+            <w:pPr>
+              <w:pStyle w:val="Normal"/>
+            </w:pPr>
+            <w:r>
+              <w:t>14 ± 4.8 (13)</w:t>
+            </w:r>
+          </w:p>
+        </w:tc>
+        <w:tc>
+          <w:p>
+            <w:pPr>
+              <w:pStyle w:val="Normal"/>
+            </w:pPr>
+            <w:r>
+              <w:t>0.75 ± 0.19 (0.75)</w:t>
             </w:r>
           </w:p>
         </w:tc>
@@ -774,58 +1123,87 @@
               <w:pStyle w:val="Normal"/>
             </w:pPr>
             <w:r>
-              <w:t>Frontier et al. 2021</w:t>
-            </w:r>
-          </w:p>
-        </w:tc>
-        <w:tc>
-          <w:p>
-            <w:pPr>
-              <w:pStyle w:val="Normal"/>
-            </w:pPr>
-            <w:r>
-              <w:t>Laminaria ochroleuca</w:t>
-            </w:r>
-          </w:p>
-        </w:tc>
-        <w:tc>
-          <w:p>
-            <w:pPr>
-              <w:pStyle w:val="Normal"/>
-            </w:pPr>
-            <w:r>
-              <w:t>15m</w:t>
-            </w:r>
-          </w:p>
-        </w:tc>
-        <w:tc>
-          <w:p>
-            <w:pPr>
-              <w:pStyle w:val="Normal"/>
-            </w:pPr>
-            <w:r>
-              <w:t>0.037 ± 0.032</w:t>
-            </w:r>
-          </w:p>
-        </w:tc>
-        <w:tc>
-          <w:p>
-            <w:pPr>
-              <w:pStyle w:val="Normal"/>
-            </w:pPr>
-            <w:r>
-              <w:t>80
-± 18</w:t>
-            </w:r>
-          </w:p>
-        </w:tc>
-        <w:tc>
-          <w:p>
-            <w:pPr>
-              <w:pStyle w:val="Normal"/>
-            </w:pPr>
-            <w:r>
-              <w:t>4.6 ± 0.71</w:t>
+              <w:t>Bourguès</w:t>
+            </w:r>
+          </w:p>
+        </w:tc>
+        <w:tc>
+          <w:p>
+            <w:pPr>
+              <w:pStyle w:val="Normal"/>
+            </w:pPr>
+            <w:r>
+              <w:t>Ulvaria obscura</w:t>
+            </w:r>
+          </w:p>
+        </w:tc>
+        <w:tc>
+          <w:p>
+            <w:pPr>
+              <w:pStyle w:val="Normal"/>
+            </w:pPr>
+            <w:r>
+              <w:t>Winter</w:t>
+            </w:r>
+          </w:p>
+        </w:tc>
+        <w:tc>
+          <w:p>
+            <w:pPr>
+              <w:pStyle w:val="Normal"/>
+            </w:pPr>
+            <w:r>
+              <w:t>0.95</w:t>
+            </w:r>
+          </w:p>
+        </w:tc>
+        <w:tc>
+          <w:p>
+            <w:pPr>
+              <w:pStyle w:val="Normal"/>
+            </w:pPr>
+            <w:r>
+              <w:t>2.4 ± 0.97 (2.2)</w:t>
+            </w:r>
+          </w:p>
+        </w:tc>
+        <w:tc>
+          <w:p>
+            <w:pPr>
+              <w:pStyle w:val="Normal"/>
+            </w:pPr>
+            <w:r>
+              <w:t>0.49 ± 0.13 (0.48)</w:t>
+            </w:r>
+          </w:p>
+        </w:tc>
+        <w:tc>
+          <w:p>
+            <w:pPr>
+              <w:pStyle w:val="Normal"/>
+            </w:pPr>
+            <w:r>
+              <w:t>24 ± 19 (24)</w:t>
+            </w:r>
+          </w:p>
+        </w:tc>
+        <w:tc>
+          <w:p>
+            <w:pPr>
+              <w:pStyle w:val="Normal"/>
+            </w:pPr>
+            <w:r>
+              <w:t>11 ± 7.9 (11)</w:t>
+            </w:r>
+          </w:p>
+        </w:tc>
+        <w:tc>
+          <w:p>
+            <w:pPr>
+              <w:pStyle w:val="Normal"/>
+            </w:pPr>
+            <w:r>
+              <w:t>0.61 ± 0.33 (0.66)</w:t>
             </w:r>
           </w:p>
         </w:tc>
@@ -837,58 +1215,87 @@
               <w:pStyle w:val="Normal"/>
             </w:pPr>
             <w:r>
-              <w:t>Frontier et al. 2021</w:t>
-            </w:r>
-          </w:p>
-        </w:tc>
-        <w:tc>
-          <w:p>
-            <w:pPr>
-              <w:pStyle w:val="Normal"/>
-            </w:pPr>
-            <w:r>
-              <w:t>Laminaria ochroleuca</w:t>
-            </w:r>
-          </w:p>
-        </w:tc>
-        <w:tc>
-          <w:p>
-            <w:pPr>
-              <w:pStyle w:val="Normal"/>
-            </w:pPr>
-            <w:r>
-              <w:t>30m</w:t>
-            </w:r>
-          </w:p>
-        </w:tc>
-        <w:tc>
-          <w:p>
-            <w:pPr>
-              <w:pStyle w:val="Normal"/>
-            </w:pPr>
-            <w:r>
-              <w:t>0.037 ± 0.032</w:t>
-            </w:r>
-          </w:p>
-        </w:tc>
-        <w:tc>
-          <w:p>
-            <w:pPr>
-              <w:pStyle w:val="Normal"/>
-            </w:pPr>
-            <w:r>
-              <w:t>14
-± 3.7</w:t>
-            </w:r>
-          </w:p>
-        </w:tc>
-        <w:tc>
-          <w:p>
-            <w:pPr>
-              <w:pStyle w:val="Normal"/>
-            </w:pPr>
-            <w:r>
-              <w:t>4.6 ± 0.71</w:t>
+              <w:t>Frontier2021</w:t>
+            </w:r>
+          </w:p>
+        </w:tc>
+        <w:tc>
+          <w:p>
+            <w:pPr>
+              <w:pStyle w:val="Normal"/>
+            </w:pPr>
+            <w:r>
+              <w:t>Laminaria hyperborea</w:t>
+            </w:r>
+          </w:p>
+        </w:tc>
+        <w:tc>
+          <w:p>
+            <w:pPr>
+              <w:pStyle w:val="Normal"/>
+            </w:pPr>
+            <w:r>
+              <w:t>0m</w:t>
+            </w:r>
+          </w:p>
+        </w:tc>
+        <w:tc>
+          <w:p>
+            <w:pPr>
+              <w:pStyle w:val="Normal"/>
+            </w:pPr>
+            <w:r>
+              <w:t>1.00</w:t>
+            </w:r>
+          </w:p>
+        </w:tc>
+        <w:tc>
+          <w:p>
+            <w:pPr>
+              <w:pStyle w:val="Normal"/>
+            </w:pPr>
+            <w:r>
+              <w:t>0.42 ± 5.8 (0.075)</w:t>
+            </w:r>
+          </w:p>
+        </w:tc>
+        <w:tc>
+          <w:p>
+            <w:pPr>
+              <w:pStyle w:val="Normal"/>
+            </w:pPr>
+            <w:r>
+              <w:t>0.4 ± 0.1 (0.4)</w:t>
+            </w:r>
+          </w:p>
+        </w:tc>
+        <w:tc>
+          <w:p>
+            <w:pPr>
+              <w:pStyle w:val="Normal"/>
+            </w:pPr>
+            <w:r>
+              <w:t>181 ± 190 (126)</w:t>
+            </w:r>
+          </w:p>
+        </w:tc>
+        <w:tc>
+          <w:p>
+            <w:pPr>
+              <w:pStyle w:val="Normal"/>
+            </w:pPr>
+            <w:r>
+              <w:t>14 ± 4.6 (13)</w:t>
+            </w:r>
+          </w:p>
+        </w:tc>
+        <w:tc>
+          <w:p>
+            <w:pPr>
+              <w:pStyle w:val="Normal"/>
+            </w:pPr>
+            <w:r>
+              <w:t>2.3 ± 0.78 (2.3)</w:t>
             </w:r>
           </w:p>
         </w:tc>
@@ -900,7 +1307,7 @@
               <w:pStyle w:val="Normal"/>
             </w:pPr>
             <w:r>
-              <w:t>Frontier et al. 2022</w:t>
+              <w:t>Frontier2021</w:t>
             </w:r>
           </w:p>
         </w:tc>
@@ -920,38 +1327,67 @@
               <w:pStyle w:val="Normal"/>
             </w:pPr>
             <w:r>
-              <w:t>0.5m</w:t>
-            </w:r>
-          </w:p>
-        </w:tc>
-        <w:tc>
-          <w:p>
-            <w:pPr>
-              <w:pStyle w:val="Normal"/>
-            </w:pPr>
-            <w:r>
-              <w:t>0.24 ± 0.042</w:t>
-            </w:r>
-          </w:p>
-        </w:tc>
-        <w:tc>
-          <w:p>
-            <w:pPr>
-              <w:pStyle w:val="Normal"/>
-            </w:pPr>
-            <w:r>
-              <w:t>105
-± 22</w:t>
-            </w:r>
-          </w:p>
-        </w:tc>
-        <w:tc>
-          <w:p>
-            <w:pPr>
-              <w:pStyle w:val="Normal"/>
-            </w:pPr>
-            <w:r>
-              <w:t>6.1 ± 2.2</w:t>
+              <w:t>15m</w:t>
+            </w:r>
+          </w:p>
+        </w:tc>
+        <w:tc>
+          <w:p>
+            <w:pPr>
+              <w:pStyle w:val="Normal"/>
+            </w:pPr>
+            <w:r>
+              <w:t>0.98</w:t>
+            </w:r>
+          </w:p>
+        </w:tc>
+        <w:tc>
+          <w:p>
+            <w:pPr>
+              <w:pStyle w:val="Normal"/>
+            </w:pPr>
+            <w:r>
+              <w:t>2.4 ± 43 (0.56)</w:t>
+            </w:r>
+          </w:p>
+        </w:tc>
+        <w:tc>
+          <w:p>
+            <w:pPr>
+              <w:pStyle w:val="Normal"/>
+            </w:pPr>
+            <w:r>
+              <w:t>0.4 ± 0.1 (0.4)</w:t>
+            </w:r>
+          </w:p>
+        </w:tc>
+        <w:tc>
+          <w:p>
+            <w:pPr>
+              <w:pStyle w:val="Normal"/>
+            </w:pPr>
+            <w:r>
+              <w:t>56 ± 58 (39)</w:t>
+            </w:r>
+          </w:p>
+        </w:tc>
+        <w:tc>
+          <w:p>
+            <w:pPr>
+              <w:pStyle w:val="Normal"/>
+            </w:pPr>
+            <w:r>
+              <w:t>14 ± 4.6 (13)</w:t>
+            </w:r>
+          </w:p>
+        </w:tc>
+        <w:tc>
+          <w:p>
+            <w:pPr>
+              <w:pStyle w:val="Normal"/>
+            </w:pPr>
+            <w:r>
+              <w:t>1.4 ± 0.7 (1.4)</w:t>
             </w:r>
           </w:p>
         </w:tc>
@@ -963,7 +1399,7 @@
               <w:pStyle w:val="Normal"/>
             </w:pPr>
             <w:r>
-              <w:t>Frontier et al. 2022</w:t>
+              <w:t>Frontier2021</w:t>
             </w:r>
           </w:p>
         </w:tc>
@@ -983,38 +1419,67 @@
               <w:pStyle w:val="Normal"/>
             </w:pPr>
             <w:r>
-              <w:t>1.5m</w:t>
-            </w:r>
-          </w:p>
-        </w:tc>
-        <w:tc>
-          <w:p>
-            <w:pPr>
-              <w:pStyle w:val="Normal"/>
-            </w:pPr>
-            <w:r>
-              <w:t>0.24 ± 0.042</w:t>
-            </w:r>
-          </w:p>
-        </w:tc>
-        <w:tc>
-          <w:p>
-            <w:pPr>
-              <w:pStyle w:val="Normal"/>
-            </w:pPr>
-            <w:r>
-              <w:t>94
-± 20</w:t>
-            </w:r>
-          </w:p>
-        </w:tc>
-        <w:tc>
-          <w:p>
-            <w:pPr>
-              <w:pStyle w:val="Normal"/>
-            </w:pPr>
-            <w:r>
-              <w:t>6.1 ± 2.2</w:t>
+              <w:t>30m</w:t>
+            </w:r>
+          </w:p>
+        </w:tc>
+        <w:tc>
+          <w:p>
+            <w:pPr>
+              <w:pStyle w:val="Normal"/>
+            </w:pPr>
+            <w:r>
+              <w:t>0.76</w:t>
+            </w:r>
+          </w:p>
+        </w:tc>
+        <w:tc>
+          <w:p>
+            <w:pPr>
+              <w:pStyle w:val="Normal"/>
+            </w:pPr>
+            <w:r>
+              <w:t>18 ± 136 (4.3)</w:t>
+            </w:r>
+          </w:p>
+        </w:tc>
+        <w:tc>
+          <w:p>
+            <w:pPr>
+              <w:pStyle w:val="Normal"/>
+            </w:pPr>
+            <w:r>
+              <w:t>0.4 ± 0.1 (0.4)</w:t>
+            </w:r>
+          </w:p>
+        </w:tc>
+        <w:tc>
+          <w:p>
+            <w:pPr>
+              <w:pStyle w:val="Normal"/>
+            </w:pPr>
+            <w:r>
+              <w:t>18 ± 22 (12)</w:t>
+            </w:r>
+          </w:p>
+        </w:tc>
+        <w:tc>
+          <w:p>
+            <w:pPr>
+              <w:pStyle w:val="Normal"/>
+            </w:pPr>
+            <w:r>
+              <w:t>14 ± 4.6 (13)</w:t>
+            </w:r>
+          </w:p>
+        </w:tc>
+        <w:tc>
+          <w:p>
+            <w:pPr>
+              <w:pStyle w:val="Normal"/>
+            </w:pPr>
+            <w:r>
+              <w:t>0.5 ± 0.73 (0.49)</w:t>
             </w:r>
           </w:p>
         </w:tc>
@@ -1026,58 +1491,87 @@
               <w:pStyle w:val="Normal"/>
             </w:pPr>
             <w:r>
-              <w:t>Frontier et al. 2022</w:t>
-            </w:r>
-          </w:p>
-        </w:tc>
-        <w:tc>
-          <w:p>
-            <w:pPr>
-              <w:pStyle w:val="Normal"/>
-            </w:pPr>
-            <w:r>
-              <w:t>Laminaria hyperborea</w:t>
-            </w:r>
-          </w:p>
-        </w:tc>
-        <w:tc>
-          <w:p>
-            <w:pPr>
-              <w:pStyle w:val="Normal"/>
-            </w:pPr>
-            <w:r>
-              <w:t>3m</w:t>
-            </w:r>
-          </w:p>
-        </w:tc>
-        <w:tc>
-          <w:p>
-            <w:pPr>
-              <w:pStyle w:val="Normal"/>
-            </w:pPr>
-            <w:r>
-              <w:t>0.24 ± 0.042</w:t>
-            </w:r>
-          </w:p>
-        </w:tc>
-        <w:tc>
-          <w:p>
-            <w:pPr>
-              <w:pStyle w:val="Normal"/>
-            </w:pPr>
-            <w:r>
-              <w:t>42
-± 12</w:t>
-            </w:r>
-          </w:p>
-        </w:tc>
-        <w:tc>
-          <w:p>
-            <w:pPr>
-              <w:pStyle w:val="Normal"/>
-            </w:pPr>
-            <w:r>
-              <w:t>6.1 ± 2.2</w:t>
+              <w:t>Frontier2021</w:t>
+            </w:r>
+          </w:p>
+        </w:tc>
+        <w:tc>
+          <w:p>
+            <w:pPr>
+              <w:pStyle w:val="Normal"/>
+            </w:pPr>
+            <w:r>
+              <w:t>Laminaria ochroleuca</w:t>
+            </w:r>
+          </w:p>
+        </w:tc>
+        <w:tc>
+          <w:p>
+            <w:pPr>
+              <w:pStyle w:val="Normal"/>
+            </w:pPr>
+            <w:r>
+              <w:t>0m</w:t>
+            </w:r>
+          </w:p>
+        </w:tc>
+        <w:tc>
+          <w:p>
+            <w:pPr>
+              <w:pStyle w:val="Normal"/>
+            </w:pPr>
+            <w:r>
+              <w:t>0.98</w:t>
+            </w:r>
+          </w:p>
+        </w:tc>
+        <w:tc>
+          <w:p>
+            <w:pPr>
+              <w:pStyle w:val="Normal"/>
+            </w:pPr>
+            <w:r>
+              <w:t>1.5 ± 17 (0.34)</w:t>
+            </w:r>
+          </w:p>
+        </w:tc>
+        <w:tc>
+          <w:p>
+            <w:pPr>
+              <w:pStyle w:val="Normal"/>
+            </w:pPr>
+            <w:r>
+              <w:t>0.42 ± 0.11 (0.41)</w:t>
+            </w:r>
+          </w:p>
+        </w:tc>
+        <w:tc>
+          <w:p>
+            <w:pPr>
+              <w:pStyle w:val="Normal"/>
+            </w:pPr>
+            <w:r>
+              <w:t>169 ± 174 (118)</w:t>
+            </w:r>
+          </w:p>
+        </w:tc>
+        <w:tc>
+          <w:p>
+            <w:pPr>
+              <w:pStyle w:val="Normal"/>
+            </w:pPr>
+            <w:r>
+              <w:t>14 ± 4.6 (13)</w:t>
+            </w:r>
+          </w:p>
+        </w:tc>
+        <w:tc>
+          <w:p>
+            <w:pPr>
+              <w:pStyle w:val="Normal"/>
+            </w:pPr>
+            <w:r>
+              <w:t>1.6 ± 0.72 (1.6)</w:t>
             </w:r>
           </w:p>
         </w:tc>
@@ -1089,7 +1583,7 @@
               <w:pStyle w:val="Normal"/>
             </w:pPr>
             <w:r>
-              <w:t>Frontier et al. 2022</w:t>
+              <w:t>Frontier2021</w:t>
             </w:r>
           </w:p>
         </w:tc>
@@ -1109,38 +1603,67 @@
               <w:pStyle w:val="Normal"/>
             </w:pPr>
             <w:r>
-              <w:t>0.5m</w:t>
-            </w:r>
-          </w:p>
-        </w:tc>
-        <w:tc>
-          <w:p>
-            <w:pPr>
-              <w:pStyle w:val="Normal"/>
-            </w:pPr>
-            <w:r>
-              <w:t>0.58 ± 0.13</w:t>
-            </w:r>
-          </w:p>
-        </w:tc>
-        <w:tc>
-          <w:p>
-            <w:pPr>
-              <w:pStyle w:val="Normal"/>
-            </w:pPr>
-            <w:r>
-              <w:t>43
-± 9.2</w:t>
-            </w:r>
-          </w:p>
-        </w:tc>
-        <w:tc>
-          <w:p>
-            <w:pPr>
-              <w:pStyle w:val="Normal"/>
-            </w:pPr>
-            <w:r>
-              <w:t>6.1 ± 2.2</w:t>
+              <w:t>15m</w:t>
+            </w:r>
+          </w:p>
+        </w:tc>
+        <w:tc>
+          <w:p>
+            <w:pPr>
+              <w:pStyle w:val="Normal"/>
+            </w:pPr>
+            <w:r>
+              <w:t>0.98</w:t>
+            </w:r>
+          </w:p>
+        </w:tc>
+        <w:tc>
+          <w:p>
+            <w:pPr>
+              <w:pStyle w:val="Normal"/>
+            </w:pPr>
+            <w:r>
+              <w:t>2.2 ± 30 (0.57)</w:t>
+            </w:r>
+          </w:p>
+        </w:tc>
+        <w:tc>
+          <w:p>
+            <w:pPr>
+              <w:pStyle w:val="Normal"/>
+            </w:pPr>
+            <w:r>
+              <w:t>0.42 ± 0.11 (0.41)</w:t>
+            </w:r>
+          </w:p>
+        </w:tc>
+        <w:tc>
+          <w:p>
+            <w:pPr>
+              <w:pStyle w:val="Normal"/>
+            </w:pPr>
+            <w:r>
+              <w:t>87 ± 88 (61)</w:t>
+            </w:r>
+          </w:p>
+        </w:tc>
+        <w:tc>
+          <w:p>
+            <w:pPr>
+              <w:pStyle w:val="Normal"/>
+            </w:pPr>
+            <w:r>
+              <w:t>14 ± 4.6 (13)</w:t>
+            </w:r>
+          </w:p>
+        </w:tc>
+        <w:tc>
+          <w:p>
+            <w:pPr>
+              <w:pStyle w:val="Normal"/>
+            </w:pPr>
+            <w:r>
+              <w:t>1.4 ± 0.69 (1.4)</w:t>
             </w:r>
           </w:p>
         </w:tc>
@@ -1152,7 +1675,7 @@
               <w:pStyle w:val="Normal"/>
             </w:pPr>
             <w:r>
-              <w:t>Frontier et al. 2022</w:t>
+              <w:t>Frontier2021</w:t>
             </w:r>
           </w:p>
         </w:tc>
@@ -1172,38 +1695,67 @@
               <w:pStyle w:val="Normal"/>
             </w:pPr>
             <w:r>
-              <w:t>1.5m</w:t>
-            </w:r>
-          </w:p>
-        </w:tc>
-        <w:tc>
-          <w:p>
-            <w:pPr>
-              <w:pStyle w:val="Normal"/>
-            </w:pPr>
-            <w:r>
-              <w:t>0.58 ± 0.13</w:t>
-            </w:r>
-          </w:p>
-        </w:tc>
-        <w:tc>
-          <w:p>
-            <w:pPr>
-              <w:pStyle w:val="Normal"/>
-            </w:pPr>
-            <w:r>
-              <w:t>35
-± 8.7</w:t>
-            </w:r>
-          </w:p>
-        </w:tc>
-        <w:tc>
-          <w:p>
-            <w:pPr>
-              <w:pStyle w:val="Normal"/>
-            </w:pPr>
-            <w:r>
-              <w:t>6.1 ± 2.2</w:t>
+              <w:t>30m</w:t>
+            </w:r>
+          </w:p>
+        </w:tc>
+        <w:tc>
+          <w:p>
+            <w:pPr>
+              <w:pStyle w:val="Normal"/>
+            </w:pPr>
+            <w:r>
+              <w:t>0.94</w:t>
+            </w:r>
+          </w:p>
+        </w:tc>
+        <w:tc>
+          <w:p>
+            <w:pPr>
+              <w:pStyle w:val="Normal"/>
+            </w:pPr>
+            <w:r>
+              <w:t>4.7 ± 71 (0.98)</w:t>
+            </w:r>
+          </w:p>
+        </w:tc>
+        <w:tc>
+          <w:p>
+            <w:pPr>
+              <w:pStyle w:val="Normal"/>
+            </w:pPr>
+            <w:r>
+              <w:t>0.42 ± 0.11 (0.41)</w:t>
+            </w:r>
+          </w:p>
+        </w:tc>
+        <w:tc>
+          <w:p>
+            <w:pPr>
+              <w:pStyle w:val="Normal"/>
+            </w:pPr>
+            <w:r>
+              <w:t>46 ± 50 (31)</w:t>
+            </w:r>
+          </w:p>
+        </w:tc>
+        <w:tc>
+          <w:p>
+            <w:pPr>
+              <w:pStyle w:val="Normal"/>
+            </w:pPr>
+            <w:r>
+              <w:t>14 ± 4.6 (13)</w:t>
+            </w:r>
+          </w:p>
+        </w:tc>
+        <w:tc>
+          <w:p>
+            <w:pPr>
+              <w:pStyle w:val="Normal"/>
+            </w:pPr>
+            <w:r>
+              <w:t>1.1 ± 0.73 (1.1)</w:t>
             </w:r>
           </w:p>
         </w:tc>
@@ -1215,58 +1767,87 @@
               <w:pStyle w:val="Normal"/>
             </w:pPr>
             <w:r>
-              <w:t>Frontier et al. 2022</w:t>
-            </w:r>
-          </w:p>
-        </w:tc>
-        <w:tc>
-          <w:p>
-            <w:pPr>
-              <w:pStyle w:val="Normal"/>
-            </w:pPr>
-            <w:r>
-              <w:t>Laminaria ochroleuca</w:t>
-            </w:r>
-          </w:p>
-        </w:tc>
-        <w:tc>
-          <w:p>
-            <w:pPr>
-              <w:pStyle w:val="Normal"/>
-            </w:pPr>
-            <w:r>
-              <w:t>3m</w:t>
-            </w:r>
-          </w:p>
-        </w:tc>
-        <w:tc>
-          <w:p>
-            <w:pPr>
-              <w:pStyle w:val="Normal"/>
-            </w:pPr>
-            <w:r>
-              <w:t>0.58 ± 0.13</w:t>
-            </w:r>
-          </w:p>
-        </w:tc>
-        <w:tc>
-          <w:p>
-            <w:pPr>
-              <w:pStyle w:val="Normal"/>
-            </w:pPr>
-            <w:r>
-              <w:t>21
-± 3.8</w:t>
-            </w:r>
-          </w:p>
-        </w:tc>
-        <w:tc>
-          <w:p>
-            <w:pPr>
-              <w:pStyle w:val="Normal"/>
-            </w:pPr>
-            <w:r>
-              <w:t>6.1 ± 2.2</w:t>
+              <w:t>Frontier2022</w:t>
+            </w:r>
+          </w:p>
+        </w:tc>
+        <w:tc>
+          <w:p>
+            <w:pPr>
+              <w:pStyle w:val="Normal"/>
+            </w:pPr>
+            <w:r>
+              <w:t>Laminaria hyperborea</w:t>
+            </w:r>
+          </w:p>
+        </w:tc>
+        <w:tc>
+          <w:p>
+            <w:pPr>
+              <w:pStyle w:val="Normal"/>
+            </w:pPr>
+            <w:r>
+              <w:t>0.5m</w:t>
+            </w:r>
+          </w:p>
+        </w:tc>
+        <w:tc>
+          <w:p>
+            <w:pPr>
+              <w:pStyle w:val="Normal"/>
+            </w:pPr>
+            <w:r>
+              <w:t>1.00</w:t>
+            </w:r>
+          </w:p>
+        </w:tc>
+        <w:tc>
+          <w:p>
+            <w:pPr>
+              <w:pStyle w:val="Normal"/>
+            </w:pPr>
+            <w:r>
+              <w:t>0.15 ± 3.1 (0.023)</w:t>
+            </w:r>
+          </w:p>
+        </w:tc>
+        <w:tc>
+          <w:p>
+            <w:pPr>
+              <w:pStyle w:val="Normal"/>
+            </w:pPr>
+            <w:r>
+              <w:t>0.3 ± 0.12 (0.29)</w:t>
+            </w:r>
+          </w:p>
+        </w:tc>
+        <w:tc>
+          <w:p>
+            <w:pPr>
+              <w:pStyle w:val="Normal"/>
+            </w:pPr>
+            <w:r>
+              <w:t>114 ± 20 (112)</w:t>
+            </w:r>
+          </w:p>
+        </w:tc>
+        <w:tc>
+          <w:p>
+            <w:pPr>
+              <w:pStyle w:val="Normal"/>
+            </w:pPr>
+            <w:r>
+              <w:t>16 ± 15 (12)</w:t>
+            </w:r>
+          </w:p>
+        </w:tc>
+        <w:tc>
+          <w:p>
+            <w:pPr>
+              <w:pStyle w:val="Normal"/>
+            </w:pPr>
+            <w:r>
+              <w:t>2.7 ± 0.87 (2.7)</w:t>
             </w:r>
           </w:p>
         </w:tc>
@@ -1278,58 +1859,87 @@
               <w:pStyle w:val="Normal"/>
             </w:pPr>
             <w:r>
-              <w:t>Bourguès et al. 1996</w:t>
-            </w:r>
-          </w:p>
-        </w:tc>
-        <w:tc>
-          <w:p>
-            <w:pPr>
-              <w:pStyle w:val="Normal"/>
-            </w:pPr>
-            <w:r>
-              <w:t>Ulvaria obscura</w:t>
-            </w:r>
-          </w:p>
-        </w:tc>
-        <w:tc>
-          <w:p>
-            <w:pPr>
-              <w:pStyle w:val="Normal"/>
-            </w:pPr>
-            <w:r>
-              <w:t>Spring</w:t>
-            </w:r>
-          </w:p>
-        </w:tc>
-        <w:tc>
-          <w:p>
-            <w:pPr>
-              <w:pStyle w:val="Normal"/>
-            </w:pPr>
-            <w:r>
-              <w:t>0.43 ± 0.4</w:t>
-            </w:r>
-          </w:p>
-        </w:tc>
-        <w:tc>
-          <w:p>
-            <w:pPr>
-              <w:pStyle w:val="Normal"/>
-            </w:pPr>
-            <w:r>
-              <w:t>14
-± 2.2</w:t>
-            </w:r>
-          </w:p>
-        </w:tc>
-        <w:tc>
-          <w:p>
-            <w:pPr>
-              <w:pStyle w:val="Normal"/>
-            </w:pPr>
-            <w:r>
-              <w:t>15 ± 4.1</w:t>
+              <w:t>Frontier2022</w:t>
+            </w:r>
+          </w:p>
+        </w:tc>
+        <w:tc>
+          <w:p>
+            <w:pPr>
+              <w:pStyle w:val="Normal"/>
+            </w:pPr>
+            <w:r>
+              <w:t>Laminaria hyperborea</w:t>
+            </w:r>
+          </w:p>
+        </w:tc>
+        <w:tc>
+          <w:p>
+            <w:pPr>
+              <w:pStyle w:val="Normal"/>
+            </w:pPr>
+            <w:r>
+              <w:t>1.5m</w:t>
+            </w:r>
+          </w:p>
+        </w:tc>
+        <w:tc>
+          <w:p>
+            <w:pPr>
+              <w:pStyle w:val="Normal"/>
+            </w:pPr>
+            <w:r>
+              <w:t>1.00</w:t>
+            </w:r>
+          </w:p>
+        </w:tc>
+        <w:tc>
+          <w:p>
+            <w:pPr>
+              <w:pStyle w:val="Normal"/>
+            </w:pPr>
+            <w:r>
+              <w:t>0.22 ± 5.1 (0.039)</w:t>
+            </w:r>
+          </w:p>
+        </w:tc>
+        <w:tc>
+          <w:p>
+            <w:pPr>
+              <w:pStyle w:val="Normal"/>
+            </w:pPr>
+            <w:r>
+              <w:t>0.3 ± 0.12 (0.29)</w:t>
+            </w:r>
+          </w:p>
+        </w:tc>
+        <w:tc>
+          <w:p>
+            <w:pPr>
+              <w:pStyle w:val="Normal"/>
+            </w:pPr>
+            <w:r>
+              <w:t>97 ± 16 (95)</w:t>
+            </w:r>
+          </w:p>
+        </w:tc>
+        <w:tc>
+          <w:p>
+            <w:pPr>
+              <w:pStyle w:val="Normal"/>
+            </w:pPr>
+            <w:r>
+              <w:t>16 ± 15 (12)</w:t>
+            </w:r>
+          </w:p>
+        </w:tc>
+        <w:tc>
+          <w:p>
+            <w:pPr>
+              <w:pStyle w:val="Normal"/>
+            </w:pPr>
+            <w:r>
+              <w:t>2.5 ± 0.86 (2.5)</w:t>
             </w:r>
           </w:p>
         </w:tc>
@@ -1341,58 +1951,87 @@
               <w:pStyle w:val="Normal"/>
             </w:pPr>
             <w:r>
-              <w:t>Bourguès et al. 1996</w:t>
-            </w:r>
-          </w:p>
-        </w:tc>
-        <w:tc>
-          <w:p>
-            <w:pPr>
-              <w:pStyle w:val="Normal"/>
-            </w:pPr>
-            <w:r>
-              <w:t>Ulvaria obscura</w:t>
-            </w:r>
-          </w:p>
-        </w:tc>
-        <w:tc>
-          <w:p>
-            <w:pPr>
-              <w:pStyle w:val="Normal"/>
-            </w:pPr>
-            <w:r>
-              <w:t>Summer</w:t>
-            </w:r>
-          </w:p>
-        </w:tc>
-        <w:tc>
-          <w:p>
-            <w:pPr>
-              <w:pStyle w:val="Normal"/>
-            </w:pPr>
-            <w:r>
-              <w:t>0.7 ± 0.71</w:t>
-            </w:r>
-          </w:p>
-        </w:tc>
-        <w:tc>
-          <w:p>
-            <w:pPr>
-              <w:pStyle w:val="Normal"/>
-            </w:pPr>
-            <w:r>
-              <w:t>4.4
-± 1.8</w:t>
-            </w:r>
-          </w:p>
-        </w:tc>
-        <w:tc>
-          <w:p>
-            <w:pPr>
-              <w:pStyle w:val="Normal"/>
-            </w:pPr>
-            <w:r>
-              <w:t>12 ± 2.5</w:t>
+              <w:t>Frontier2022</w:t>
+            </w:r>
+          </w:p>
+        </w:tc>
+        <w:tc>
+          <w:p>
+            <w:pPr>
+              <w:pStyle w:val="Normal"/>
+            </w:pPr>
+            <w:r>
+              <w:t>Laminaria hyperborea</w:t>
+            </w:r>
+          </w:p>
+        </w:tc>
+        <w:tc>
+          <w:p>
+            <w:pPr>
+              <w:pStyle w:val="Normal"/>
+            </w:pPr>
+            <w:r>
+              <w:t>3m</w:t>
+            </w:r>
+          </w:p>
+        </w:tc>
+        <w:tc>
+          <w:p>
+            <w:pPr>
+              <w:pStyle w:val="Normal"/>
+            </w:pPr>
+            <w:r>
+              <w:t>1.00</w:t>
+            </w:r>
+          </w:p>
+        </w:tc>
+        <w:tc>
+          <w:p>
+            <w:pPr>
+              <w:pStyle w:val="Normal"/>
+            </w:pPr>
+            <w:r>
+              <w:t>0.41 ± 3.1 (0.082)</w:t>
+            </w:r>
+          </w:p>
+        </w:tc>
+        <w:tc>
+          <w:p>
+            <w:pPr>
+              <w:pStyle w:val="Normal"/>
+            </w:pPr>
+            <w:r>
+              <w:t>0.3 ± 0.12 (0.29)</w:t>
+            </w:r>
+          </w:p>
+        </w:tc>
+        <w:tc>
+          <w:p>
+            <w:pPr>
+              <w:pStyle w:val="Normal"/>
+            </w:pPr>
+            <w:r>
+              <w:t>75 ± 14 (74)</w:t>
+            </w:r>
+          </w:p>
+        </w:tc>
+        <w:tc>
+          <w:p>
+            <w:pPr>
+              <w:pStyle w:val="Normal"/>
+            </w:pPr>
+            <w:r>
+              <w:t>16 ± 15 (12)</w:t>
+            </w:r>
+          </w:p>
+        </w:tc>
+        <w:tc>
+          <w:p>
+            <w:pPr>
+              <w:pStyle w:val="Normal"/>
+            </w:pPr>
+            <w:r>
+              <w:t>2.2 ± 0.88 (2.2)</w:t>
             </w:r>
           </w:p>
         </w:tc>
@@ -1404,58 +2043,87 @@
               <w:pStyle w:val="Normal"/>
             </w:pPr>
             <w:r>
-              <w:t>Bourguès et al. 1996</w:t>
-            </w:r>
-          </w:p>
-        </w:tc>
-        <w:tc>
-          <w:p>
-            <w:pPr>
-              <w:pStyle w:val="Normal"/>
-            </w:pPr>
-            <w:r>
-              <w:t>Ulvaria obscura</w:t>
-            </w:r>
-          </w:p>
-        </w:tc>
-        <w:tc>
-          <w:p>
-            <w:pPr>
-              <w:pStyle w:val="Normal"/>
-            </w:pPr>
-            <w:r>
-              <w:t>Autumn</w:t>
-            </w:r>
-          </w:p>
-        </w:tc>
-        <w:tc>
-          <w:p>
-            <w:pPr>
-              <w:pStyle w:val="Normal"/>
-            </w:pPr>
-            <w:r>
-              <w:t>0.6 ± 0.33</w:t>
-            </w:r>
-          </w:p>
-        </w:tc>
-        <w:tc>
-          <w:p>
-            <w:pPr>
-              <w:pStyle w:val="Normal"/>
-            </w:pPr>
-            <w:r>
-              <w:t>23
-± 2.8</w:t>
-            </w:r>
-          </w:p>
-        </w:tc>
-        <w:tc>
-          <w:p>
-            <w:pPr>
-              <w:pStyle w:val="Normal"/>
-            </w:pPr>
-            <w:r>
-              <w:t>14 ± 3.4</w:t>
+              <w:t>Frontier2022</w:t>
+            </w:r>
+          </w:p>
+        </w:tc>
+        <w:tc>
+          <w:p>
+            <w:pPr>
+              <w:pStyle w:val="Normal"/>
+            </w:pPr>
+            <w:r>
+              <w:t>Laminaria ochroleuca</w:t>
+            </w:r>
+          </w:p>
+        </w:tc>
+        <w:tc>
+          <w:p>
+            <w:pPr>
+              <w:pStyle w:val="Normal"/>
+            </w:pPr>
+            <w:r>
+              <w:t>0.5m</w:t>
+            </w:r>
+          </w:p>
+        </w:tc>
+        <w:tc>
+          <w:p>
+            <w:pPr>
+              <w:pStyle w:val="Normal"/>
+            </w:pPr>
+            <w:r>
+              <w:t>0.99</w:t>
+            </w:r>
+          </w:p>
+        </w:tc>
+        <w:tc>
+          <w:p>
+            <w:pPr>
+              <w:pStyle w:val="Normal"/>
+            </w:pPr>
+            <w:r>
+              <w:t>0.95 ± 8.2 (0.16)</w:t>
+            </w:r>
+          </w:p>
+        </w:tc>
+        <w:tc>
+          <w:p>
+            <w:pPr>
+              <w:pStyle w:val="Normal"/>
+            </w:pPr>
+            <w:r>
+              <w:t>0.64 ± 0.24 (0.61)</w:t>
+            </w:r>
+          </w:p>
+        </w:tc>
+        <w:tc>
+          <w:p>
+            <w:pPr>
+              <w:pStyle w:val="Normal"/>
+            </w:pPr>
+            <w:r>
+              <w:t>75 ± 11 (74)</w:t>
+            </w:r>
+          </w:p>
+        </w:tc>
+        <w:tc>
+          <w:p>
+            <w:pPr>
+              <w:pStyle w:val="Normal"/>
+            </w:pPr>
+            <w:r>
+              <w:t>24 ± 23 (18)</w:t>
+            </w:r>
+          </w:p>
+        </w:tc>
+        <w:tc>
+          <w:p>
+            <w:pPr>
+              <w:pStyle w:val="Normal"/>
+            </w:pPr>
+            <w:r>
+              <w:t>2 ± 0.84 (2)</w:t>
             </w:r>
           </w:p>
         </w:tc>
@@ -1467,58 +2135,1651 @@
               <w:pStyle w:val="Normal"/>
             </w:pPr>
             <w:r>
-              <w:t>Bourguès et al. 1996</w:t>
-            </w:r>
-          </w:p>
-        </w:tc>
-        <w:tc>
-          <w:p>
-            <w:pPr>
-              <w:pStyle w:val="Normal"/>
-            </w:pPr>
-            <w:r>
-              <w:t>Ulvaria obscura</w:t>
-            </w:r>
-          </w:p>
-        </w:tc>
-        <w:tc>
-          <w:p>
-            <w:pPr>
-              <w:pStyle w:val="Normal"/>
-            </w:pPr>
-            <w:r>
-              <w:t>Winter</w:t>
-            </w:r>
-          </w:p>
-        </w:tc>
-        <w:tc>
-          <w:p>
-            <w:pPr>
-              <w:pStyle w:val="Normal"/>
-            </w:pPr>
-            <w:r>
-              <w:t>0.29 ± 0.3</w:t>
-            </w:r>
-          </w:p>
-        </w:tc>
-        <w:tc>
-          <w:p>
-            <w:pPr>
-              <w:pStyle w:val="Normal"/>
-            </w:pPr>
-            <w:r>
-              <w:t>24
-± 7.3</w:t>
-            </w:r>
-          </w:p>
-        </w:tc>
-        <w:tc>
-          <w:p>
-            <w:pPr>
-              <w:pStyle w:val="Normal"/>
-            </w:pPr>
-            <w:r>
-              <w:t>9.5 ± 4.9</w:t>
+              <w:t>Frontier2022</w:t>
+            </w:r>
+          </w:p>
+        </w:tc>
+        <w:tc>
+          <w:p>
+            <w:pPr>
+              <w:pStyle w:val="Normal"/>
+            </w:pPr>
+            <w:r>
+              <w:t>Laminaria ochroleuca</w:t>
+            </w:r>
+          </w:p>
+        </w:tc>
+        <w:tc>
+          <w:p>
+            <w:pPr>
+              <w:pStyle w:val="Normal"/>
+            </w:pPr>
+            <w:r>
+              <w:t>1.5m</w:t>
+            </w:r>
+          </w:p>
+        </w:tc>
+        <w:tc>
+          <w:p>
+            <w:pPr>
+              <w:pStyle w:val="Normal"/>
+            </w:pPr>
+            <w:r>
+              <w:t>0.99</w:t>
+            </w:r>
+          </w:p>
+        </w:tc>
+        <w:tc>
+          <w:p>
+            <w:pPr>
+              <w:pStyle w:val="Normal"/>
+            </w:pPr>
+            <w:r>
+              <w:t>1.5 ± 26 (0.26)</w:t>
+            </w:r>
+          </w:p>
+        </w:tc>
+        <w:tc>
+          <w:p>
+            <w:pPr>
+              <w:pStyle w:val="Normal"/>
+            </w:pPr>
+            <w:r>
+              <w:t>0.64 ± 0.24 (0.61)</w:t>
+            </w:r>
+          </w:p>
+        </w:tc>
+        <w:tc>
+          <w:p>
+            <w:pPr>
+              <w:pStyle w:val="Normal"/>
+            </w:pPr>
+            <w:r>
+              <w:t>56 ± 8 (55)</w:t>
+            </w:r>
+          </w:p>
+        </w:tc>
+        <w:tc>
+          <w:p>
+            <w:pPr>
+              <w:pStyle w:val="Normal"/>
+            </w:pPr>
+            <w:r>
+              <w:t>24 ± 23 (18)</w:t>
+            </w:r>
+          </w:p>
+        </w:tc>
+        <w:tc>
+          <w:p>
+            <w:pPr>
+              <w:pStyle w:val="Normal"/>
+            </w:pPr>
+            <w:r>
+              <w:t>1.8 ± 0.83 (1.8)</w:t>
+            </w:r>
+          </w:p>
+        </w:tc>
+      </w:tr>
+      <w:tr>
+        <w:tc>
+          <w:p>
+            <w:pPr>
+              <w:pStyle w:val="Normal"/>
+            </w:pPr>
+            <w:r>
+              <w:t>Frontier2022</w:t>
+            </w:r>
+          </w:p>
+        </w:tc>
+        <w:tc>
+          <w:p>
+            <w:pPr>
+              <w:pStyle w:val="Normal"/>
+            </w:pPr>
+            <w:r>
+              <w:t>Laminaria ochroleuca</w:t>
+            </w:r>
+          </w:p>
+        </w:tc>
+        <w:tc>
+          <w:p>
+            <w:pPr>
+              <w:pStyle w:val="Normal"/>
+            </w:pPr>
+            <w:r>
+              <w:t>3m</w:t>
+            </w:r>
+          </w:p>
+        </w:tc>
+        <w:tc>
+          <w:p>
+            <w:pPr>
+              <w:pStyle w:val="Normal"/>
+            </w:pPr>
+            <w:r>
+              <w:t>0.97</w:t>
+            </w:r>
+          </w:p>
+        </w:tc>
+        <w:tc>
+          <w:p>
+            <w:pPr>
+              <w:pStyle w:val="Normal"/>
+            </w:pPr>
+            <w:r>
+              <w:t>2.5 ± 23 (0.51)</w:t>
+            </w:r>
+          </w:p>
+        </w:tc>
+        <w:tc>
+          <w:p>
+            <w:pPr>
+              <w:pStyle w:val="Normal"/>
+            </w:pPr>
+            <w:r>
+              <w:t>0.64 ± 0.24 (0.61)</w:t>
+            </w:r>
+          </w:p>
+        </w:tc>
+        <w:tc>
+          <w:p>
+            <w:pPr>
+              <w:pStyle w:val="Normal"/>
+            </w:pPr>
+            <w:r>
+              <w:t>37 ± 6.8 (37)</w:t>
+            </w:r>
+          </w:p>
+        </w:tc>
+        <w:tc>
+          <w:p>
+            <w:pPr>
+              <w:pStyle w:val="Normal"/>
+            </w:pPr>
+            <w:r>
+              <w:t>24 ± 23 (18)</w:t>
+            </w:r>
+          </w:p>
+        </w:tc>
+        <w:tc>
+          <w:p>
+            <w:pPr>
+              <w:pStyle w:val="Normal"/>
+            </w:pPr>
+            <w:r>
+              <w:t>1.6 ± 0.85 (1.5)</w:t>
+            </w:r>
+          </w:p>
+        </w:tc>
+      </w:tr>
+      <w:tr>
+        <w:tc>
+          <w:p>
+            <w:pPr>
+              <w:pStyle w:val="Normal"/>
+            </w:pPr>
+            <w:r>
+              <w:t>Vandendriessche</w:t>
+            </w:r>
+          </w:p>
+        </w:tc>
+        <w:tc>
+          <w:p>
+            <w:pPr>
+              <w:pStyle w:val="Normal"/>
+            </w:pPr>
+            <w:r>
+              <w:t>Fucus vesiculosus</w:t>
+            </w:r>
+          </w:p>
+        </w:tc>
+        <w:tc>
+          <w:p>
+            <w:pPr>
+              <w:pStyle w:val="Normal"/>
+            </w:pPr>
+            <w:r>
+              <w:t>10°C Grazed</w:t>
+            </w:r>
+          </w:p>
+        </w:tc>
+        <w:tc>
+          <w:p>
+            <w:pPr>
+              <w:pStyle w:val="Normal"/>
+            </w:pPr>
+            <w:r>
+              <w:t>1.00</w:t>
+            </w:r>
+          </w:p>
+        </w:tc>
+        <w:tc>
+          <w:p>
+            <w:pPr>
+              <w:pStyle w:val="Normal"/>
+            </w:pPr>
+            <w:r>
+              <w:t>2.1 ± 0.97 (1.9)</w:t>
+            </w:r>
+          </w:p>
+        </w:tc>
+        <w:tc>
+          <w:p>
+            <w:pPr>
+              <w:pStyle w:val="Normal"/>
+            </w:pPr>
+            <w:r>
+              <w:t>0.36 ± 0.03 (0.36)</w:t>
+            </w:r>
+          </w:p>
+        </w:tc>
+        <w:tc>
+          <w:p>
+            <w:pPr>
+              <w:pStyle w:val="Normal"/>
+            </w:pPr>
+            <w:r>
+              <w:t>31 ± 3.2 (30)</w:t>
+            </w:r>
+          </w:p>
+        </w:tc>
+        <w:tc>
+          <w:p>
+            <w:pPr>
+              <w:pStyle w:val="Normal"/>
+            </w:pPr>
+            <w:r>
+              <w:t>26 ± 3.5 (26)</w:t>
+            </w:r>
+          </w:p>
+        </w:tc>
+        <w:tc>
+          <w:p>
+            <w:pPr>
+              <w:pStyle w:val="Normal"/>
+            </w:pPr>
+            <w:r>
+              <w:t>1.1 ± 0.2 (1.1)</w:t>
+            </w:r>
+          </w:p>
+        </w:tc>
+      </w:tr>
+      <w:tr>
+        <w:tc>
+          <w:p>
+            <w:pPr>
+              <w:pStyle w:val="Normal"/>
+            </w:pPr>
+            <w:r>
+              <w:t>Vandendriessche</w:t>
+            </w:r>
+          </w:p>
+        </w:tc>
+        <w:tc>
+          <w:p>
+            <w:pPr>
+              <w:pStyle w:val="Normal"/>
+            </w:pPr>
+            <w:r>
+              <w:t>Fucus vesiculosus</w:t>
+            </w:r>
+          </w:p>
+        </w:tc>
+        <w:tc>
+          <w:p>
+            <w:pPr>
+              <w:pStyle w:val="Normal"/>
+            </w:pPr>
+            <w:r>
+              <w:t>10°C Control</w:t>
+            </w:r>
+          </w:p>
+        </w:tc>
+        <w:tc>
+          <w:p>
+            <w:pPr>
+              <w:pStyle w:val="Normal"/>
+            </w:pPr>
+            <w:r>
+              <w:t>1.00</w:t>
+            </w:r>
+          </w:p>
+        </w:tc>
+        <w:tc>
+          <w:p>
+            <w:pPr>
+              <w:pStyle w:val="Normal"/>
+            </w:pPr>
+            <w:r>
+              <w:t>0.62 ± 0.29 (0.56)</w:t>
+            </w:r>
+          </w:p>
+        </w:tc>
+        <w:tc>
+          <w:p>
+            <w:pPr>
+              <w:pStyle w:val="Normal"/>
+            </w:pPr>
+            <w:r>
+              <w:t>0.36 ± 0.03 (0.36)</w:t>
+            </w:r>
+          </w:p>
+        </w:tc>
+        <w:tc>
+          <w:p>
+            <w:pPr>
+              <w:pStyle w:val="Normal"/>
+            </w:pPr>
+            <w:r>
+              <w:t>51 ± 5.4 (51)</w:t>
+            </w:r>
+          </w:p>
+        </w:tc>
+        <w:tc>
+          <w:p>
+            <w:pPr>
+              <w:pStyle w:val="Normal"/>
+            </w:pPr>
+            <w:r>
+              <w:t>7.2 ± 0.95 (7.1)</w:t>
+            </w:r>
+          </w:p>
+        </w:tc>
+        <w:tc>
+          <w:p>
+            <w:pPr>
+              <w:pStyle w:val="Normal"/>
+            </w:pPr>
+            <w:r>
+              <w:t>1.1 ± 0.2 (1.1)</w:t>
+            </w:r>
+          </w:p>
+        </w:tc>
+      </w:tr>
+      <w:tr>
+        <w:tc>
+          <w:p>
+            <w:pPr>
+              <w:pStyle w:val="Normal"/>
+            </w:pPr>
+            <w:r>
+              <w:t>Vandendriessche</w:t>
+            </w:r>
+          </w:p>
+        </w:tc>
+        <w:tc>
+          <w:p>
+            <w:pPr>
+              <w:pStyle w:val="Normal"/>
+            </w:pPr>
+            <w:r>
+              <w:t>Fucus vesiculosus</w:t>
+            </w:r>
+          </w:p>
+        </w:tc>
+        <w:tc>
+          <w:p>
+            <w:pPr>
+              <w:pStyle w:val="Normal"/>
+            </w:pPr>
+            <w:r>
+              <w:t>15°C Grazed</w:t>
+            </w:r>
+          </w:p>
+        </w:tc>
+        <w:tc>
+          <w:p>
+            <w:pPr>
+              <w:pStyle w:val="Normal"/>
+            </w:pPr>
+            <w:r>
+              <w:t>1.00</w:t>
+            </w:r>
+          </w:p>
+        </w:tc>
+        <w:tc>
+          <w:p>
+            <w:pPr>
+              <w:pStyle w:val="Normal"/>
+            </w:pPr>
+            <w:r>
+              <w:t>3.9 ± 1.8 (3.5)</w:t>
+            </w:r>
+          </w:p>
+        </w:tc>
+        <w:tc>
+          <w:p>
+            <w:pPr>
+              <w:pStyle w:val="Normal"/>
+            </w:pPr>
+            <w:r>
+              <w:t>0.36 ± 0.03 (0.36)</w:t>
+            </w:r>
+          </w:p>
+        </w:tc>
+        <w:tc>
+          <w:p>
+            <w:pPr>
+              <w:pStyle w:val="Normal"/>
+            </w:pPr>
+            <w:r>
+              <w:t>9.9 ± 1.2 (9.8)</w:t>
+            </w:r>
+          </w:p>
+        </w:tc>
+        <w:tc>
+          <w:p>
+            <w:pPr>
+              <w:pStyle w:val="Normal"/>
+            </w:pPr>
+            <w:r>
+              <w:t>20 ± 2.5 (20)</w:t>
+            </w:r>
+          </w:p>
+        </w:tc>
+        <w:tc>
+          <w:p>
+            <w:pPr>
+              <w:pStyle w:val="Normal"/>
+            </w:pPr>
+            <w:r>
+              <w:t>0.76 ± 0.2 (0.76)</w:t>
+            </w:r>
+          </w:p>
+        </w:tc>
+      </w:tr>
+      <w:tr>
+        <w:tc>
+          <w:p>
+            <w:pPr>
+              <w:pStyle w:val="Normal"/>
+            </w:pPr>
+            <w:r>
+              <w:t>Vandendriessche</w:t>
+            </w:r>
+          </w:p>
+        </w:tc>
+        <w:tc>
+          <w:p>
+            <w:pPr>
+              <w:pStyle w:val="Normal"/>
+            </w:pPr>
+            <w:r>
+              <w:t>Fucus vesiculosus</w:t>
+            </w:r>
+          </w:p>
+        </w:tc>
+        <w:tc>
+          <w:p>
+            <w:pPr>
+              <w:pStyle w:val="Normal"/>
+            </w:pPr>
+            <w:r>
+              <w:t>15°C Control</w:t>
+            </w:r>
+          </w:p>
+        </w:tc>
+        <w:tc>
+          <w:p>
+            <w:pPr>
+              <w:pStyle w:val="Normal"/>
+            </w:pPr>
+            <w:r>
+              <w:t>1.00</w:t>
+            </w:r>
+          </w:p>
+        </w:tc>
+        <w:tc>
+          <w:p>
+            <w:pPr>
+              <w:pStyle w:val="Normal"/>
+            </w:pPr>
+            <w:r>
+              <w:t>0.91 ± 0.45 (0.82)</w:t>
+            </w:r>
+          </w:p>
+        </w:tc>
+        <w:tc>
+          <w:p>
+            <w:pPr>
+              <w:pStyle w:val="Normal"/>
+            </w:pPr>
+            <w:r>
+              <w:t>0.36 ± 0.03 (0.36)</w:t>
+            </w:r>
+          </w:p>
+        </w:tc>
+        <w:tc>
+          <w:p>
+            <w:pPr>
+              <w:pStyle w:val="Normal"/>
+            </w:pPr>
+            <w:r>
+              <w:t>35 ± 3.9 (34)</w:t>
+            </w:r>
+          </w:p>
+        </w:tc>
+        <w:tc>
+          <w:p>
+            <w:pPr>
+              <w:pStyle w:val="Normal"/>
+            </w:pPr>
+            <w:r>
+              <w:t>9.7 ± 1.4 (9.6)</w:t>
+            </w:r>
+          </w:p>
+        </w:tc>
+        <w:tc>
+          <w:p>
+            <w:pPr>
+              <w:pStyle w:val="Normal"/>
+            </w:pPr>
+            <w:r>
+              <w:t>1.1 ± 0.21 (1.1)</w:t>
+            </w:r>
+          </w:p>
+        </w:tc>
+      </w:tr>
+      <w:tr>
+        <w:tc>
+          <w:p>
+            <w:pPr>
+              <w:pStyle w:val="Normal"/>
+            </w:pPr>
+            <w:r>
+              <w:t>Vandendriessche</w:t>
+            </w:r>
+          </w:p>
+        </w:tc>
+        <w:tc>
+          <w:p>
+            <w:pPr>
+              <w:pStyle w:val="Normal"/>
+            </w:pPr>
+            <w:r>
+              <w:t>Fucus vesiculosus</w:t>
+            </w:r>
+          </w:p>
+        </w:tc>
+        <w:tc>
+          <w:p>
+            <w:pPr>
+              <w:pStyle w:val="Normal"/>
+            </w:pPr>
+            <w:r>
+              <w:t>18°C Grazed</w:t>
+            </w:r>
+          </w:p>
+        </w:tc>
+        <w:tc>
+          <w:p>
+            <w:pPr>
+              <w:pStyle w:val="Normal"/>
+            </w:pPr>
+            <w:r>
+              <w:t>1.00</w:t>
+            </w:r>
+          </w:p>
+        </w:tc>
+        <w:tc>
+          <w:p>
+            <w:pPr>
+              <w:pStyle w:val="Normal"/>
+            </w:pPr>
+            <w:r>
+              <w:t>4.1 ± 1.8 (3.7)</w:t>
+            </w:r>
+          </w:p>
+        </w:tc>
+        <w:tc>
+          <w:p>
+            <w:pPr>
+              <w:pStyle w:val="Normal"/>
+            </w:pPr>
+            <w:r>
+              <w:t>0.36 ± 0.03 (0.36)</w:t>
+            </w:r>
+          </w:p>
+        </w:tc>
+        <w:tc>
+          <w:p>
+            <w:pPr>
+              <w:pStyle w:val="Normal"/>
+            </w:pPr>
+            <w:r>
+              <w:t>9.9 ± 1.1 (9.8)</w:t>
+            </w:r>
+          </w:p>
+        </w:tc>
+        <w:tc>
+          <w:p>
+            <w:pPr>
+              <w:pStyle w:val="Normal"/>
+            </w:pPr>
+            <w:r>
+              <w:t>20 ± 2.3 (20)</w:t>
+            </w:r>
+          </w:p>
+        </w:tc>
+        <w:tc>
+          <w:p>
+            <w:pPr>
+              <w:pStyle w:val="Normal"/>
+            </w:pPr>
+            <w:r>
+              <w:t>0.73 ± 0.19 (0.73)</w:t>
+            </w:r>
+          </w:p>
+        </w:tc>
+      </w:tr>
+      <w:tr>
+        <w:tc>
+          <w:p>
+            <w:pPr>
+              <w:pStyle w:val="Normal"/>
+            </w:pPr>
+            <w:r>
+              <w:t>Vandendriessche</w:t>
+            </w:r>
+          </w:p>
+        </w:tc>
+        <w:tc>
+          <w:p>
+            <w:pPr>
+              <w:pStyle w:val="Normal"/>
+            </w:pPr>
+            <w:r>
+              <w:t>Fucus vesiculosus</w:t>
+            </w:r>
+          </w:p>
+        </w:tc>
+        <w:tc>
+          <w:p>
+            <w:pPr>
+              <w:pStyle w:val="Normal"/>
+            </w:pPr>
+            <w:r>
+              <w:t>18°C Control</w:t>
+            </w:r>
+          </w:p>
+        </w:tc>
+        <w:tc>
+          <w:p>
+            <w:pPr>
+              <w:pStyle w:val="Normal"/>
+            </w:pPr>
+            <w:r>
+              <w:t>1.00</w:t>
+            </w:r>
+          </w:p>
+        </w:tc>
+        <w:tc>
+          <w:p>
+            <w:pPr>
+              <w:pStyle w:val="Normal"/>
+            </w:pPr>
+            <w:r>
+              <w:t>0.95 ± 0.45 (0.86)</w:t>
+            </w:r>
+          </w:p>
+        </w:tc>
+        <w:tc>
+          <w:p>
+            <w:pPr>
+              <w:pStyle w:val="Normal"/>
+            </w:pPr>
+            <w:r>
+              <w:t>0.36 ± 0.03 (0.36)</w:t>
+            </w:r>
+          </w:p>
+        </w:tc>
+        <w:tc>
+          <w:p>
+            <w:pPr>
+              <w:pStyle w:val="Normal"/>
+            </w:pPr>
+            <w:r>
+              <w:t>46 ± 4.9 (46)</w:t>
+            </w:r>
+          </w:p>
+        </w:tc>
+        <w:tc>
+          <w:p>
+            <w:pPr>
+              <w:pStyle w:val="Normal"/>
+            </w:pPr>
+            <w:r>
+              <w:t>15 ± 2.2 (15)</w:t>
+            </w:r>
+          </w:p>
+        </w:tc>
+        <w:tc>
+          <w:p>
+            <w:pPr>
+              <w:pStyle w:val="Normal"/>
+            </w:pPr>
+            <w:r>
+              <w:t>1.2 ± 0.21 (1.2)</w:t>
+            </w:r>
+          </w:p>
+        </w:tc>
+      </w:tr>
+      <w:tr>
+        <w:tc>
+          <w:p>
+            <w:pPr>
+              <w:pStyle w:val="Normal"/>
+            </w:pPr>
+            <w:r>
+              <w:t>Vandendriessche</w:t>
+            </w:r>
+          </w:p>
+        </w:tc>
+        <w:tc>
+          <w:p>
+            <w:pPr>
+              <w:pStyle w:val="Normal"/>
+            </w:pPr>
+            <w:r>
+              <w:t>Fucus vesiculosus</w:t>
+            </w:r>
+          </w:p>
+        </w:tc>
+        <w:tc>
+          <w:p>
+            <w:pPr>
+              <w:pStyle w:val="Normal"/>
+            </w:pPr>
+            <w:r>
+              <w:t>5°C Grazed</w:t>
+            </w:r>
+          </w:p>
+        </w:tc>
+        <w:tc>
+          <w:p>
+            <w:pPr>
+              <w:pStyle w:val="Normal"/>
+            </w:pPr>
+            <w:r>
+              <w:t>1.00</w:t>
+            </w:r>
+          </w:p>
+        </w:tc>
+        <w:tc>
+          <w:p>
+            <w:pPr>
+              <w:pStyle w:val="Normal"/>
+            </w:pPr>
+            <w:r>
+              <w:t>0.029 ± 0.015 (0.026)</w:t>
+            </w:r>
+          </w:p>
+        </w:tc>
+        <w:tc>
+          <w:p>
+            <w:pPr>
+              <w:pStyle w:val="Normal"/>
+            </w:pPr>
+            <w:r>
+              <w:t>0.36 ± 0.03 (0.36)</w:t>
+            </w:r>
+          </w:p>
+        </w:tc>
+        <w:tc>
+          <w:p>
+            <w:pPr>
+              <w:pStyle w:val="Normal"/>
+            </w:pPr>
+            <w:r>
+              <w:t>711 ± 88 (705)</w:t>
+            </w:r>
+          </w:p>
+        </w:tc>
+        <w:tc>
+          <w:p>
+            <w:pPr>
+              <w:pStyle w:val="Normal"/>
+            </w:pPr>
+            <w:r>
+              <w:t>22 ± 3.7 (21)</w:t>
+            </w:r>
+          </w:p>
+        </w:tc>
+        <w:tc>
+          <w:p>
+            <w:pPr>
+              <w:pStyle w:val="Normal"/>
+            </w:pPr>
+            <w:r>
+              <w:t>2.9 ± 0.24 (2.9)</w:t>
+            </w:r>
+          </w:p>
+        </w:tc>
+      </w:tr>
+      <w:tr>
+        <w:tc>
+          <w:p>
+            <w:pPr>
+              <w:pStyle w:val="Normal"/>
+            </w:pPr>
+            <w:r>
+              <w:t>Vandendriessche</w:t>
+            </w:r>
+          </w:p>
+        </w:tc>
+        <w:tc>
+          <w:p>
+            <w:pPr>
+              <w:pStyle w:val="Normal"/>
+            </w:pPr>
+            <w:r>
+              <w:t>Fucus vesiculosus</w:t>
+            </w:r>
+          </w:p>
+        </w:tc>
+        <w:tc>
+          <w:p>
+            <w:pPr>
+              <w:pStyle w:val="Normal"/>
+            </w:pPr>
+            <w:r>
+              <w:t>5°C Control</w:t>
+            </w:r>
+          </w:p>
+        </w:tc>
+        <w:tc>
+          <w:p>
+            <w:pPr>
+              <w:pStyle w:val="Normal"/>
+            </w:pPr>
+            <w:r>
+              <w:t>1.00</w:t>
+            </w:r>
+          </w:p>
+        </w:tc>
+        <w:tc>
+          <w:p>
+            <w:pPr>
+              <w:pStyle w:val="Normal"/>
+            </w:pPr>
+            <w:r>
+              <w:t>0.0044 ± 0.0027 (0.0037)</w:t>
+            </w:r>
+          </w:p>
+        </w:tc>
+        <w:tc>
+          <w:p>
+            <w:pPr>
+              <w:pStyle w:val="Normal"/>
+            </w:pPr>
+            <w:r>
+              <w:t>0.36 ± 0.03 (0.36)</w:t>
+            </w:r>
+          </w:p>
+        </w:tc>
+        <w:tc>
+          <w:p>
+            <w:pPr>
+              <w:pStyle w:val="Normal"/>
+            </w:pPr>
+            <w:r>
+              <w:t>751 ± 96 (744)</w:t>
+            </w:r>
+          </w:p>
+        </w:tc>
+        <w:tc>
+          <w:p>
+            <w:pPr>
+              <w:pStyle w:val="Normal"/>
+            </w:pPr>
+            <w:r>
+              <w:t>11 ± 2.1 (11)</w:t>
+            </w:r>
+          </w:p>
+        </w:tc>
+        <w:tc>
+          <w:p>
+            <w:pPr>
+              <w:pStyle w:val="Normal"/>
+            </w:pPr>
+            <w:r>
+              <w:t>3.5 ± 0.27 (3.5)</w:t>
+            </w:r>
+          </w:p>
+        </w:tc>
+      </w:tr>
+      <w:tr>
+        <w:tc>
+          <w:p>
+            <w:pPr>
+              <w:pStyle w:val="Normal"/>
+            </w:pPr>
+            <w:r>
+              <w:t>Vandendriessche</w:t>
+            </w:r>
+          </w:p>
+        </w:tc>
+        <w:tc>
+          <w:p>
+            <w:pPr>
+              <w:pStyle w:val="Normal"/>
+            </w:pPr>
+            <w:r>
+              <w:t>Ascophyllum nodosum</w:t>
+            </w:r>
+          </w:p>
+        </w:tc>
+        <w:tc>
+          <w:p>
+            <w:pPr>
+              <w:pStyle w:val="Normal"/>
+            </w:pPr>
+            <w:r>
+              <w:t>10°C Grazed</w:t>
+            </w:r>
+          </w:p>
+        </w:tc>
+        <w:tc>
+          <w:p>
+            <w:pPr>
+              <w:pStyle w:val="Normal"/>
+            </w:pPr>
+            <w:r>
+              <w:t>0.99</w:t>
+            </w:r>
+          </w:p>
+        </w:tc>
+        <w:tc>
+          <w:p>
+            <w:pPr>
+              <w:pStyle w:val="Normal"/>
+            </w:pPr>
+            <w:r>
+              <w:t>3.6 ± 1.6 (3.2)</w:t>
+            </w:r>
+          </w:p>
+        </w:tc>
+        <w:tc>
+          <w:p>
+            <w:pPr>
+              <w:pStyle w:val="Normal"/>
+            </w:pPr>
+            <w:r>
+              <w:t>0.42 ± 0.033 (0.42)</w:t>
+            </w:r>
+          </w:p>
+        </w:tc>
+        <w:tc>
+          <w:p>
+            <w:pPr>
+              <w:pStyle w:val="Normal"/>
+            </w:pPr>
+            <w:r>
+              <w:t>11 ± 1 (11)</w:t>
+            </w:r>
+          </w:p>
+        </w:tc>
+        <w:tc>
+          <w:p>
+            <w:pPr>
+              <w:pStyle w:val="Normal"/>
+            </w:pPr>
+            <w:r>
+              <w:t>10 ± 1 (9.9)</w:t>
+            </w:r>
+          </w:p>
+        </w:tc>
+        <w:tc>
+          <w:p>
+            <w:pPr>
+              <w:pStyle w:val="Normal"/>
+            </w:pPr>
+            <w:r>
+              <w:t>0.49 ± 0.19 (0.49)</w:t>
+            </w:r>
+          </w:p>
+        </w:tc>
+      </w:tr>
+      <w:tr>
+        <w:tc>
+          <w:p>
+            <w:pPr>
+              <w:pStyle w:val="Normal"/>
+            </w:pPr>
+            <w:r>
+              <w:t>Vandendriessche</w:t>
+            </w:r>
+          </w:p>
+        </w:tc>
+        <w:tc>
+          <w:p>
+            <w:pPr>
+              <w:pStyle w:val="Normal"/>
+            </w:pPr>
+            <w:r>
+              <w:t>Ascophyllum nodosum</w:t>
+            </w:r>
+          </w:p>
+        </w:tc>
+        <w:tc>
+          <w:p>
+            <w:pPr>
+              <w:pStyle w:val="Normal"/>
+            </w:pPr>
+            <w:r>
+              <w:t>10°C Control</w:t>
+            </w:r>
+          </w:p>
+        </w:tc>
+        <w:tc>
+          <w:p>
+            <w:pPr>
+              <w:pStyle w:val="Normal"/>
+            </w:pPr>
+            <w:r>
+              <w:t>0.99</w:t>
+            </w:r>
+          </w:p>
+        </w:tc>
+        <w:tc>
+          <w:p>
+            <w:pPr>
+              <w:pStyle w:val="Normal"/>
+            </w:pPr>
+            <w:r>
+              <w:t>1 ± 0.48 (0.95)</w:t>
+            </w:r>
+          </w:p>
+        </w:tc>
+        <w:tc>
+          <w:p>
+            <w:pPr>
+              <w:pStyle w:val="Normal"/>
+            </w:pPr>
+            <w:r>
+              <w:t>0.42 ± 0.033 (0.42)</w:t>
+            </w:r>
+          </w:p>
+        </w:tc>
+        <w:tc>
+          <w:p>
+            <w:pPr>
+              <w:pStyle w:val="Normal"/>
+            </w:pPr>
+            <w:r>
+              <w:t>18 ± 1.9 (18)</w:t>
+            </w:r>
+          </w:p>
+        </w:tc>
+        <w:tc>
+          <w:p>
+            <w:pPr>
+              <w:pStyle w:val="Normal"/>
+            </w:pPr>
+            <w:r>
+              <w:t>2.8 ± 0.29 (2.7)</w:t>
+            </w:r>
+          </w:p>
+        </w:tc>
+        <w:tc>
+          <w:p>
+            <w:pPr>
+              <w:pStyle w:val="Normal"/>
+            </w:pPr>
+            <w:r>
+              <w:t>0.46 ± 0.2 (0.46)</w:t>
+            </w:r>
+          </w:p>
+        </w:tc>
+      </w:tr>
+      <w:tr>
+        <w:tc>
+          <w:p>
+            <w:pPr>
+              <w:pStyle w:val="Normal"/>
+            </w:pPr>
+            <w:r>
+              <w:t>Vandendriessche</w:t>
+            </w:r>
+          </w:p>
+        </w:tc>
+        <w:tc>
+          <w:p>
+            <w:pPr>
+              <w:pStyle w:val="Normal"/>
+            </w:pPr>
+            <w:r>
+              <w:t>Ascophyllum nodosum</w:t>
+            </w:r>
+          </w:p>
+        </w:tc>
+        <w:tc>
+          <w:p>
+            <w:pPr>
+              <w:pStyle w:val="Normal"/>
+            </w:pPr>
+            <w:r>
+              <w:t>15°C Grazed</w:t>
+            </w:r>
+          </w:p>
+        </w:tc>
+        <w:tc>
+          <w:p>
+            <w:pPr>
+              <w:pStyle w:val="Normal"/>
+            </w:pPr>
+            <w:r>
+              <w:t>0.72</w:t>
+            </w:r>
+          </w:p>
+        </w:tc>
+        <w:tc>
+          <w:p>
+            <w:pPr>
+              <w:pStyle w:val="Normal"/>
+            </w:pPr>
+            <w:r>
+              <w:t>6.5 ± 3 (6)</w:t>
+            </w:r>
+          </w:p>
+        </w:tc>
+        <w:tc>
+          <w:p>
+            <w:pPr>
+              <w:pStyle w:val="Normal"/>
+            </w:pPr>
+            <w:r>
+              <w:t>0.42 ± 0.033 (0.42)</w:t>
+            </w:r>
+          </w:p>
+        </w:tc>
+        <w:tc>
+          <w:p>
+            <w:pPr>
+              <w:pStyle w:val="Normal"/>
+            </w:pPr>
+            <w:r>
+              <w:t>3.5 ± 0.4 (3.4)</w:t>
+            </w:r>
+          </w:p>
+        </w:tc>
+        <w:tc>
+          <w:p>
+            <w:pPr>
+              <w:pStyle w:val="Normal"/>
+            </w:pPr>
+            <w:r>
+              <w:t>7.8 ± 0.76 (7.8)</w:t>
+            </w:r>
+          </w:p>
+        </w:tc>
+        <w:tc>
+          <w:p>
+            <w:pPr>
+              <w:pStyle w:val="Normal"/>
+            </w:pPr>
+            <w:r>
+              <w:t>0.11 ± 0.19 (0.11)</w:t>
+            </w:r>
+          </w:p>
+        </w:tc>
+      </w:tr>
+      <w:tr>
+        <w:tc>
+          <w:p>
+            <w:pPr>
+              <w:pStyle w:val="Normal"/>
+            </w:pPr>
+            <w:r>
+              <w:t>Vandendriessche</w:t>
+            </w:r>
+          </w:p>
+        </w:tc>
+        <w:tc>
+          <w:p>
+            <w:pPr>
+              <w:pStyle w:val="Normal"/>
+            </w:pPr>
+            <w:r>
+              <w:t>Ascophyllum nodosum</w:t>
+            </w:r>
+          </w:p>
+        </w:tc>
+        <w:tc>
+          <w:p>
+            <w:pPr>
+              <w:pStyle w:val="Normal"/>
+            </w:pPr>
+            <w:r>
+              <w:t>15°C Control</w:t>
+            </w:r>
+          </w:p>
+        </w:tc>
+        <w:tc>
+          <w:p>
+            <w:pPr>
+              <w:pStyle w:val="Normal"/>
+            </w:pPr>
+            <w:r>
+              <w:t>0.98</w:t>
+            </w:r>
+          </w:p>
+        </w:tc>
+        <w:tc>
+          <w:p>
+            <w:pPr>
+              <w:pStyle w:val="Normal"/>
+            </w:pPr>
+            <w:r>
+              <w:t>1.5 ± 0.73 (1.4)</w:t>
+            </w:r>
+          </w:p>
+        </w:tc>
+        <w:tc>
+          <w:p>
+            <w:pPr>
+              <w:pStyle w:val="Normal"/>
+            </w:pPr>
+            <w:r>
+              <w:t>0.42 ± 0.033 (0.42)</w:t>
+            </w:r>
+          </w:p>
+        </w:tc>
+        <w:tc>
+          <w:p>
+            <w:pPr>
+              <w:pStyle w:val="Normal"/>
+            </w:pPr>
+            <w:r>
+              <w:t>12 ± 1.3 (12)</w:t>
+            </w:r>
+          </w:p>
+        </w:tc>
+        <w:tc>
+          <w:p>
+            <w:pPr>
+              <w:pStyle w:val="Normal"/>
+            </w:pPr>
+            <w:r>
+              <w:t>3.7 ± 0.42 (3.7)</w:t>
+            </w:r>
+          </w:p>
+        </w:tc>
+        <w:tc>
+          <w:p>
+            <w:pPr>
+              <w:pStyle w:val="Normal"/>
+            </w:pPr>
+            <w:r>
+              <w:t>0.43 ± 0.2 (0.43)</w:t>
+            </w:r>
+          </w:p>
+        </w:tc>
+      </w:tr>
+      <w:tr>
+        <w:tc>
+          <w:p>
+            <w:pPr>
+              <w:pStyle w:val="Normal"/>
+            </w:pPr>
+            <w:r>
+              <w:t>Vandendriessche</w:t>
+            </w:r>
+          </w:p>
+        </w:tc>
+        <w:tc>
+          <w:p>
+            <w:pPr>
+              <w:pStyle w:val="Normal"/>
+            </w:pPr>
+            <w:r>
+              <w:t>Ascophyllum nodosum</w:t>
+            </w:r>
+          </w:p>
+        </w:tc>
+        <w:tc>
+          <w:p>
+            <w:pPr>
+              <w:pStyle w:val="Normal"/>
+            </w:pPr>
+            <w:r>
+              <w:t>18°C Grazed</w:t>
+            </w:r>
+          </w:p>
+        </w:tc>
+        <w:tc>
+          <w:p>
+            <w:pPr>
+              <w:pStyle w:val="Normal"/>
+            </w:pPr>
+            <w:r>
+              <w:t>0.66</w:t>
+            </w:r>
+          </w:p>
+        </w:tc>
+        <w:tc>
+          <w:p>
+            <w:pPr>
+              <w:pStyle w:val="Normal"/>
+            </w:pPr>
+            <w:r>
+              <w:t>7 ± 3.1 (6.3)</w:t>
+            </w:r>
+          </w:p>
+        </w:tc>
+        <w:tc>
+          <w:p>
+            <w:pPr>
+              <w:pStyle w:val="Normal"/>
+            </w:pPr>
+            <w:r>
+              <w:t>0.42 ± 0.033 (0.42)</w:t>
+            </w:r>
+          </w:p>
+        </w:tc>
+        <w:tc>
+          <w:p>
+            <w:pPr>
+              <w:pStyle w:val="Normal"/>
+            </w:pPr>
+            <w:r>
+              <w:t>3.5 ± 0.38 (3.4)</w:t>
+            </w:r>
+          </w:p>
+        </w:tc>
+        <w:tc>
+          <w:p>
+            <w:pPr>
+              <w:pStyle w:val="Normal"/>
+            </w:pPr>
+            <w:r>
+              <w:t>7.7 ± 0.73 (7.6)</w:t>
+            </w:r>
+          </w:p>
+        </w:tc>
+        <w:tc>
+          <w:p>
+            <w:pPr>
+              <w:pStyle w:val="Normal"/>
+            </w:pPr>
+            <w:r>
+              <w:t>0.081 ± 0.19 (0.081)</w:t>
+            </w:r>
+          </w:p>
+        </w:tc>
+      </w:tr>
+      <w:tr>
+        <w:tc>
+          <w:p>
+            <w:pPr>
+              <w:pStyle w:val="Normal"/>
+            </w:pPr>
+            <w:r>
+              <w:t>Vandendriessche</w:t>
+            </w:r>
+          </w:p>
+        </w:tc>
+        <w:tc>
+          <w:p>
+            <w:pPr>
+              <w:pStyle w:val="Normal"/>
+            </w:pPr>
+            <w:r>
+              <w:t>Ascophyllum nodosum</w:t>
+            </w:r>
+          </w:p>
+        </w:tc>
+        <w:tc>
+          <w:p>
+            <w:pPr>
+              <w:pStyle w:val="Normal"/>
+            </w:pPr>
+            <w:r>
+              <w:t>18°C Control</w:t>
+            </w:r>
+          </w:p>
+        </w:tc>
+        <w:tc>
+          <w:p>
+            <w:pPr>
+              <w:pStyle w:val="Normal"/>
+            </w:pPr>
+            <w:r>
+              <w:t>1.00</w:t>
+            </w:r>
+          </w:p>
+        </w:tc>
+        <w:tc>
+          <w:p>
+            <w:pPr>
+              <w:pStyle w:val="Normal"/>
+            </w:pPr>
+            <w:r>
+              <w:t>1.6 ± 0.74 (1.5)</w:t>
+            </w:r>
+          </w:p>
+        </w:tc>
+        <w:tc>
+          <w:p>
+            <w:pPr>
+              <w:pStyle w:val="Normal"/>
+            </w:pPr>
+            <w:r>
+              <w:t>0.42 ± 0.033 (0.42)</w:t>
+            </w:r>
+          </w:p>
+        </w:tc>
+        <w:tc>
+          <w:p>
+            <w:pPr>
+              <w:pStyle w:val="Normal"/>
+            </w:pPr>
+            <w:r>
+              <w:t>16 ± 1.6 (16)</w:t>
+            </w:r>
+          </w:p>
+        </w:tc>
+        <w:tc>
+          <w:p>
+            <w:pPr>
+              <w:pStyle w:val="Normal"/>
+            </w:pPr>
+            <w:r>
+              <w:t>5.7 ± 0.63 (5.7)</w:t>
+            </w:r>
+          </w:p>
+        </w:tc>
+        <w:tc>
+          <w:p>
+            <w:pPr>
+              <w:pStyle w:val="Normal"/>
+            </w:pPr>
+            <w:r>
+              <w:t>0.59 ± 0.2 (0.59)</w:t>
+            </w:r>
+          </w:p>
+        </w:tc>
+      </w:tr>
+      <w:tr>
+        <w:tc>
+          <w:p>
+            <w:pPr>
+              <w:pStyle w:val="Normal"/>
+            </w:pPr>
+            <w:r>
+              <w:t>Vandendriessche</w:t>
+            </w:r>
+          </w:p>
+        </w:tc>
+        <w:tc>
+          <w:p>
+            <w:pPr>
+              <w:pStyle w:val="Normal"/>
+            </w:pPr>
+            <w:r>
+              <w:t>Ascophyllum nodosum</w:t>
+            </w:r>
+          </w:p>
+        </w:tc>
+        <w:tc>
+          <w:p>
+            <w:pPr>
+              <w:pStyle w:val="Normal"/>
+            </w:pPr>
+            <w:r>
+              <w:t>5°C Grazed</w:t>
+            </w:r>
+          </w:p>
+        </w:tc>
+        <w:tc>
+          <w:p>
+            <w:pPr>
+              <w:pStyle w:val="Normal"/>
+            </w:pPr>
+            <w:r>
+              <w:t>1.00</w:t>
+            </w:r>
+          </w:p>
+        </w:tc>
+        <w:tc>
+          <w:p>
+            <w:pPr>
+              <w:pStyle w:val="Normal"/>
+            </w:pPr>
+            <w:r>
+              <w:t>0.049 ± 0.026 (0.044)</w:t>
+            </w:r>
+          </w:p>
+        </w:tc>
+        <w:tc>
+          <w:p>
+            <w:pPr>
+              <w:pStyle w:val="Normal"/>
+            </w:pPr>
+            <w:r>
+              <w:t>0.42 ± 0.033 (0.42)</w:t>
+            </w:r>
+          </w:p>
+        </w:tc>
+        <w:tc>
+          <w:p>
+            <w:pPr>
+              <w:pStyle w:val="Normal"/>
+            </w:pPr>
+            <w:r>
+              <w:t>248 ± 29 (247)</w:t>
+            </w:r>
+          </w:p>
+        </w:tc>
+        <w:tc>
+          <w:p>
+            <w:pPr>
+              <w:pStyle w:val="Normal"/>
+            </w:pPr>
+            <w:r>
+              <w:t>8.3 ± 1.4 (8.2)</w:t>
+            </w:r>
+          </w:p>
+        </w:tc>
+        <w:tc>
+          <w:p>
+            <w:pPr>
+              <w:pStyle w:val="Normal"/>
+            </w:pPr>
+            <w:r>
+              <w:t>2.3 ± 0.23 (2.3)</w:t>
+            </w:r>
+          </w:p>
+        </w:tc>
+      </w:tr>
+      <w:tr>
+        <w:tc>
+          <w:p>
+            <w:pPr>
+              <w:pStyle w:val="Normal"/>
+            </w:pPr>
+            <w:r>
+              <w:t>Vandendriessche</w:t>
+            </w:r>
+          </w:p>
+        </w:tc>
+        <w:tc>
+          <w:p>
+            <w:pPr>
+              <w:pStyle w:val="Normal"/>
+            </w:pPr>
+            <w:r>
+              <w:t>Ascophyllum nodosum</w:t>
+            </w:r>
+          </w:p>
+        </w:tc>
+        <w:tc>
+          <w:p>
+            <w:pPr>
+              <w:pStyle w:val="Normal"/>
+            </w:pPr>
+            <w:r>
+              <w:t>5°C Control</w:t>
+            </w:r>
+          </w:p>
+        </w:tc>
+        <w:tc>
+          <w:p>
+            <w:pPr>
+              <w:pStyle w:val="Normal"/>
+            </w:pPr>
+            <w:r>
+              <w:t>1.00</w:t>
+            </w:r>
+          </w:p>
+        </w:tc>
+        <w:tc>
+          <w:p>
+            <w:pPr>
+              <w:pStyle w:val="Normal"/>
+            </w:pPr>
+            <w:r>
+              <w:t>0.0074 ± 0.0045 (0.0064)</w:t>
+            </w:r>
+          </w:p>
+        </w:tc>
+        <w:tc>
+          <w:p>
+            <w:pPr>
+              <w:pStyle w:val="Normal"/>
+            </w:pPr>
+            <w:r>
+              <w:t>0.42 ± 0.033 (0.42)</w:t>
+            </w:r>
+          </w:p>
+        </w:tc>
+        <w:tc>
+          <w:p>
+            <w:pPr>
+              <w:pStyle w:val="Normal"/>
+            </w:pPr>
+            <w:r>
+              <w:t>262 ± 30 (260)</w:t>
+            </w:r>
+          </w:p>
+        </w:tc>
+        <w:tc>
+          <w:p>
+            <w:pPr>
+              <w:pStyle w:val="Normal"/>
+            </w:pPr>
+            <w:r>
+              <w:t>4.2 ± 0.77 (4.1)</w:t>
+            </w:r>
+          </w:p>
+        </w:tc>
+        <w:tc>
+          <w:p>
+            <w:pPr>
+              <w:pStyle w:val="Normal"/>
+            </w:pPr>
+            <w:r>
+              <w:t>2.8 ± 0.26 (2.8)</w:t>
             </w:r>
           </w:p>
         </w:tc>

--- a/Tables/Table_1.docx
+++ b/Tables/Table_1.docx
@@ -49,16 +49,6 @@
               <w:pStyle w:val="Normal"/>
             </w:pPr>
             <w:r>
-              <w:t>P</w:t>
-            </w:r>
-          </w:p>
-        </w:tc>
-        <w:tc>
-          <w:p>
-            <w:pPr>
-              <w:pStyle w:val="Normal"/>
-            </w:pPr>
-            <w:r>
               <w:t>k</w:t>
             </w:r>
           </w:p>
@@ -90,16 +80,6 @@
             </w:pPr>
             <w:r>
               <w:t>tau</w:t>
-            </w:r>
-          </w:p>
-        </w:tc>
-        <w:tc>
-          <w:p>
-            <w:pPr>
-              <w:pStyle w:val="Normal"/>
-            </w:pPr>
-            <w:r>
-              <w:t>log_ratio</w:t>
             </w:r>
           </w:p>
         </w:tc>
@@ -141,16 +121,6 @@
               <w:pStyle w:val="Normal"/>
             </w:pPr>
             <w:r>
-              <w:t>1.00</w:t>
-            </w:r>
-          </w:p>
-        </w:tc>
-        <w:tc>
-          <w:p>
-            <w:pPr>
-              <w:pStyle w:val="Normal"/>
-            </w:pPr>
-            <w:r>
               <w:t>0.06 ± 0.014 (0.059)</w:t>
             </w:r>
           </w:p>
@@ -182,16 +152,6 @@
             </w:pPr>
             <w:r>
               <w:t>5.6 ± 1.5 (5.4)</w:t>
-            </w:r>
-          </w:p>
-        </w:tc>
-        <w:tc>
-          <w:p>
-            <w:pPr>
-              <w:pStyle w:val="Normal"/>
-            </w:pPr>
-            <w:r>
-              <w:t>2 ± 0.14 (2)</w:t>
             </w:r>
           </w:p>
         </w:tc>
@@ -233,16 +193,6 @@
               <w:pStyle w:val="Normal"/>
             </w:pPr>
             <w:r>
-              <w:t>0.98</w:t>
-            </w:r>
-          </w:p>
-        </w:tc>
-        <w:tc>
-          <w:p>
-            <w:pPr>
-              <w:pStyle w:val="Normal"/>
-            </w:pPr>
-            <w:r>
               <w:t>3.4 ± 0.29 (3.4)</w:t>
             </w:r>
           </w:p>
@@ -274,16 +224,6 @@
             </w:pPr>
             <w:r>
               <w:t>5.6 ± 1.5 (5.4)</w:t>
-            </w:r>
-          </w:p>
-        </w:tc>
-        <w:tc>
-          <w:p>
-            <w:pPr>
-              <w:pStyle w:val="Normal"/>
-            </w:pPr>
-            <w:r>
-              <w:t>0.2 ± 0.11 (0.2)</w:t>
             </w:r>
           </w:p>
         </w:tc>
@@ -325,16 +265,6 @@
               <w:pStyle w:val="Normal"/>
             </w:pPr>
             <w:r>
-              <w:t>1.00</w:t>
-            </w:r>
-          </w:p>
-        </w:tc>
-        <w:tc>
-          <w:p>
-            <w:pPr>
-              <w:pStyle w:val="Normal"/>
-            </w:pPr>
-            <w:r>
               <w:t>5.7 ± 0.43 (5.6)</w:t>
             </w:r>
           </w:p>
@@ -366,16 +296,6 @@
             </w:pPr>
             <w:r>
               <w:t>11 ± 1.1 (11)</w:t>
-            </w:r>
-          </w:p>
-        </w:tc>
-        <w:tc>
-          <w:p>
-            <w:pPr>
-              <w:pStyle w:val="Normal"/>
-            </w:pPr>
-            <w:r>
-              <w:t>0.3 ± 0.052 (0.3)</w:t>
             </w:r>
           </w:p>
         </w:tc>
@@ -417,16 +337,6 @@
               <w:pStyle w:val="Normal"/>
             </w:pPr>
             <w:r>
-              <w:t>0.93</w:t>
-            </w:r>
-          </w:p>
-        </w:tc>
-        <w:tc>
-          <w:p>
-            <w:pPr>
-              <w:pStyle w:val="Normal"/>
-            </w:pPr>
-            <w:r>
               <w:t>10 ± 0.9 (10)</w:t>
             </w:r>
           </w:p>
@@ -458,16 +368,6 @@
             </w:pPr>
             <w:r>
               <w:t>12 ± 0.64 (12)</w:t>
-            </w:r>
-          </w:p>
-        </w:tc>
-        <w:tc>
-          <w:p>
-            <w:pPr>
-              <w:pStyle w:val="Normal"/>
-            </w:pPr>
-            <w:r>
-              <w:t>0.068 ± 0.045 (0.068)</w:t>
             </w:r>
           </w:p>
         </w:tc>
@@ -509,16 +409,6 @@
               <w:pStyle w:val="Normal"/>
             </w:pPr>
             <w:r>
-              <w:t>0.99</w:t>
-            </w:r>
-          </w:p>
-        </w:tc>
-        <w:tc>
-          <w:p>
-            <w:pPr>
-              <w:pStyle w:val="Normal"/>
-            </w:pPr>
-            <w:r>
               <w:t>7.1 ± 0.57 (7.1)</w:t>
             </w:r>
           </w:p>
@@ -550,16 +440,6 @@
             </w:pPr>
             <w:r>
               <w:t>9.1 ± 0.8 (9)</w:t>
-            </w:r>
-          </w:p>
-        </w:tc>
-        <w:tc>
-          <w:p>
-            <w:pPr>
-              <w:pStyle w:val="Normal"/>
-            </w:pPr>
-            <w:r>
-              <w:t>0.11 ± 0.05 (0.11)</w:t>
             </w:r>
           </w:p>
         </w:tc>
@@ -601,16 +481,6 @@
               <w:pStyle w:val="Normal"/>
             </w:pPr>
             <w:r>
-              <w:t>0.94</w:t>
-            </w:r>
-          </w:p>
-        </w:tc>
-        <w:tc>
-          <w:p>
-            <w:pPr>
-              <w:pStyle w:val="Normal"/>
-            </w:pPr>
-            <w:r>
               <w:t>1.1 ± 0.1 (1.1)</w:t>
             </w:r>
           </w:p>
@@ -642,16 +512,6 @@
             </w:pPr>
             <w:r>
               <w:t>1.3 ± 0.1 (1.3)</w:t>
-            </w:r>
-          </w:p>
-        </w:tc>
-        <w:tc>
-          <w:p>
-            <w:pPr>
-              <w:pStyle w:val="Normal"/>
-            </w:pPr>
-            <w:r>
-              <w:t>0.082 ± 0.053 (0.082)</w:t>
             </w:r>
           </w:p>
         </w:tc>
@@ -693,16 +553,6 @@
               <w:pStyle w:val="Normal"/>
             </w:pPr>
             <w:r>
-              <w:t>0.60</w:t>
-            </w:r>
-          </w:p>
-        </w:tc>
-        <w:tc>
-          <w:p>
-            <w:pPr>
-              <w:pStyle w:val="Normal"/>
-            </w:pPr>
-            <w:r>
               <w:t>3.7 ± 2.2 (3.3)</w:t>
             </w:r>
           </w:p>
@@ -734,16 +584,6 @@
             </w:pPr>
             <w:r>
               <w:t>3.6 ± 0.54 (3.6)</w:t>
-            </w:r>
-          </w:p>
-        </w:tc>
-        <w:tc>
-          <w:p>
-            <w:pPr>
-              <w:pStyle w:val="Normal"/>
-            </w:pPr>
-            <w:r>
-              <w:t>0.027 ± 0.17 (0.04)</w:t>
             </w:r>
           </w:p>
         </w:tc>
@@ -785,16 +625,6 @@
               <w:pStyle w:val="Normal"/>
             </w:pPr>
             <w:r>
-              <w:t>1.00</w:t>
-            </w:r>
-          </w:p>
-        </w:tc>
-        <w:tc>
-          <w:p>
-            <w:pPr>
-              <w:pStyle w:val="Normal"/>
-            </w:pPr>
-            <w:r>
               <w:t>0.54 ± 0.06 (0.53)</w:t>
             </w:r>
           </w:p>
@@ -826,16 +656,6 @@
             </w:pPr>
             <w:r>
               <w:t>1.6 ± 0.39 (1.5)</w:t>
-            </w:r>
-          </w:p>
-        </w:tc>
-        <w:tc>
-          <w:p>
-            <w:pPr>
-              <w:pStyle w:val="Normal"/>
-            </w:pPr>
-            <w:r>
-              <w:t>0.47 ± 0.11 (0.46)</w:t>
             </w:r>
           </w:p>
         </w:tc>
@@ -877,16 +697,6 @@
               <w:pStyle w:val="Normal"/>
             </w:pPr>
             <w:r>
-              <w:t>1.00</w:t>
-            </w:r>
-          </w:p>
-        </w:tc>
-        <w:tc>
-          <w:p>
-            <w:pPr>
-              <w:pStyle w:val="Normal"/>
-            </w:pPr>
-            <w:r>
               <w:t>3.8 ± 1.2 (3.6)</w:t>
             </w:r>
           </w:p>
@@ -918,16 +728,6 @@
             </w:pPr>
             <w:r>
               <w:t>14 ± 6.9 (13)</w:t>
-            </w:r>
-          </w:p>
-        </w:tc>
-        <w:tc>
-          <w:p>
-            <w:pPr>
-              <w:pStyle w:val="Normal"/>
-            </w:pPr>
-            <w:r>
-              <w:t>0.55 ± 0.2 (0.55)</w:t>
             </w:r>
           </w:p>
         </w:tc>
@@ -969,16 +769,6 @@
               <w:pStyle w:val="Normal"/>
             </w:pPr>
             <w:r>
-              <w:t>0.88</w:t>
-            </w:r>
-          </w:p>
-        </w:tc>
-        <w:tc>
-          <w:p>
-            <w:pPr>
-              <w:pStyle w:val="Normal"/>
-            </w:pPr>
-            <w:r>
               <w:t>7.7 ± 3.9 (7.4)</w:t>
             </w:r>
           </w:p>
@@ -1010,16 +800,6 @@
             </w:pPr>
             <w:r>
               <w:t>12 ± 7.5 (11)</w:t>
-            </w:r>
-          </w:p>
-        </w:tc>
-        <w:tc>
-          <w:p>
-            <w:pPr>
-              <w:pStyle w:val="Normal"/>
-            </w:pPr>
-            <w:r>
-              <w:t>0.2 ± 0.19 (0.19)</w:t>
             </w:r>
           </w:p>
         </w:tc>
@@ -1061,16 +841,6 @@
               <w:pStyle w:val="Normal"/>
             </w:pPr>
             <w:r>
-              <w:t>1.00</w:t>
-            </w:r>
-          </w:p>
-        </w:tc>
-        <w:tc>
-          <w:p>
-            <w:pPr>
-              <w:pStyle w:val="Normal"/>
-            </w:pPr>
-            <w:r>
               <w:t>2.5 ± 0.87 (2.3)</w:t>
             </w:r>
           </w:p>
@@ -1102,16 +872,6 @@
             </w:pPr>
             <w:r>
               <w:t>14 ± 4.8 (13)</w:t>
-            </w:r>
-          </w:p>
-        </w:tc>
-        <w:tc>
-          <w:p>
-            <w:pPr>
-              <w:pStyle w:val="Normal"/>
-            </w:pPr>
-            <w:r>
-              <w:t>0.75 ± 0.19 (0.75)</w:t>
             </w:r>
           </w:p>
         </w:tc>
@@ -1153,16 +913,6 @@
               <w:pStyle w:val="Normal"/>
             </w:pPr>
             <w:r>
-              <w:t>0.95</w:t>
-            </w:r>
-          </w:p>
-        </w:tc>
-        <w:tc>
-          <w:p>
-            <w:pPr>
-              <w:pStyle w:val="Normal"/>
-            </w:pPr>
-            <w:r>
               <w:t>2.4 ± 0.97 (2.2)</w:t>
             </w:r>
           </w:p>
@@ -1194,16 +944,6 @@
             </w:pPr>
             <w:r>
               <w:t>11 ± 7.9 (11)</w:t>
-            </w:r>
-          </w:p>
-        </w:tc>
-        <w:tc>
-          <w:p>
-            <w:pPr>
-              <w:pStyle w:val="Normal"/>
-            </w:pPr>
-            <w:r>
-              <w:t>0.61 ± 0.33 (0.66)</w:t>
             </w:r>
           </w:p>
         </w:tc>
@@ -1245,16 +985,6 @@
               <w:pStyle w:val="Normal"/>
             </w:pPr>
             <w:r>
-              <w:t>1.00</w:t>
-            </w:r>
-          </w:p>
-        </w:tc>
-        <w:tc>
-          <w:p>
-            <w:pPr>
-              <w:pStyle w:val="Normal"/>
-            </w:pPr>
-            <w:r>
               <w:t>0.42 ± 5.8 (0.075)</w:t>
             </w:r>
           </w:p>
@@ -1286,16 +1016,6 @@
             </w:pPr>
             <w:r>
               <w:t>14 ± 4.6 (13)</w:t>
-            </w:r>
-          </w:p>
-        </w:tc>
-        <w:tc>
-          <w:p>
-            <w:pPr>
-              <w:pStyle w:val="Normal"/>
-            </w:pPr>
-            <w:r>
-              <w:t>2.3 ± 0.78 (2.3)</w:t>
             </w:r>
           </w:p>
         </w:tc>
@@ -1337,16 +1057,6 @@
               <w:pStyle w:val="Normal"/>
             </w:pPr>
             <w:r>
-              <w:t>0.98</w:t>
-            </w:r>
-          </w:p>
-        </w:tc>
-        <w:tc>
-          <w:p>
-            <w:pPr>
-              <w:pStyle w:val="Normal"/>
-            </w:pPr>
-            <w:r>
               <w:t>2.4 ± 43 (0.56)</w:t>
             </w:r>
           </w:p>
@@ -1378,16 +1088,6 @@
             </w:pPr>
             <w:r>
               <w:t>14 ± 4.6 (13)</w:t>
-            </w:r>
-          </w:p>
-        </w:tc>
-        <w:tc>
-          <w:p>
-            <w:pPr>
-              <w:pStyle w:val="Normal"/>
-            </w:pPr>
-            <w:r>
-              <w:t>1.4 ± 0.7 (1.4)</w:t>
             </w:r>
           </w:p>
         </w:tc>
@@ -1429,16 +1129,6 @@
               <w:pStyle w:val="Normal"/>
             </w:pPr>
             <w:r>
-              <w:t>0.76</w:t>
-            </w:r>
-          </w:p>
-        </w:tc>
-        <w:tc>
-          <w:p>
-            <w:pPr>
-              <w:pStyle w:val="Normal"/>
-            </w:pPr>
-            <w:r>
               <w:t>18 ± 136 (4.3)</w:t>
             </w:r>
           </w:p>
@@ -1470,16 +1160,6 @@
             </w:pPr>
             <w:r>
               <w:t>14 ± 4.6 (13)</w:t>
-            </w:r>
-          </w:p>
-        </w:tc>
-        <w:tc>
-          <w:p>
-            <w:pPr>
-              <w:pStyle w:val="Normal"/>
-            </w:pPr>
-            <w:r>
-              <w:t>0.5 ± 0.73 (0.49)</w:t>
             </w:r>
           </w:p>
         </w:tc>
@@ -1521,16 +1201,6 @@
               <w:pStyle w:val="Normal"/>
             </w:pPr>
             <w:r>
-              <w:t>0.98</w:t>
-            </w:r>
-          </w:p>
-        </w:tc>
-        <w:tc>
-          <w:p>
-            <w:pPr>
-              <w:pStyle w:val="Normal"/>
-            </w:pPr>
-            <w:r>
               <w:t>1.5 ± 17 (0.34)</w:t>
             </w:r>
           </w:p>
@@ -1562,16 +1232,6 @@
             </w:pPr>
             <w:r>
               <w:t>14 ± 4.6 (13)</w:t>
-            </w:r>
-          </w:p>
-        </w:tc>
-        <w:tc>
-          <w:p>
-            <w:pPr>
-              <w:pStyle w:val="Normal"/>
-            </w:pPr>
-            <w:r>
-              <w:t>1.6 ± 0.72 (1.6)</w:t>
             </w:r>
           </w:p>
         </w:tc>
@@ -1613,16 +1273,6 @@
               <w:pStyle w:val="Normal"/>
             </w:pPr>
             <w:r>
-              <w:t>0.98</w:t>
-            </w:r>
-          </w:p>
-        </w:tc>
-        <w:tc>
-          <w:p>
-            <w:pPr>
-              <w:pStyle w:val="Normal"/>
-            </w:pPr>
-            <w:r>
               <w:t>2.2 ± 30 (0.57)</w:t>
             </w:r>
           </w:p>
@@ -1654,16 +1304,6 @@
             </w:pPr>
             <w:r>
               <w:t>14 ± 4.6 (13)</w:t>
-            </w:r>
-          </w:p>
-        </w:tc>
-        <w:tc>
-          <w:p>
-            <w:pPr>
-              <w:pStyle w:val="Normal"/>
-            </w:pPr>
-            <w:r>
-              <w:t>1.4 ± 0.69 (1.4)</w:t>
             </w:r>
           </w:p>
         </w:tc>
@@ -1705,16 +1345,6 @@
               <w:pStyle w:val="Normal"/>
             </w:pPr>
             <w:r>
-              <w:t>0.94</w:t>
-            </w:r>
-          </w:p>
-        </w:tc>
-        <w:tc>
-          <w:p>
-            <w:pPr>
-              <w:pStyle w:val="Normal"/>
-            </w:pPr>
-            <w:r>
               <w:t>4.7 ± 71 (0.98)</w:t>
             </w:r>
           </w:p>
@@ -1746,16 +1376,6 @@
             </w:pPr>
             <w:r>
               <w:t>14 ± 4.6 (13)</w:t>
-            </w:r>
-          </w:p>
-        </w:tc>
-        <w:tc>
-          <w:p>
-            <w:pPr>
-              <w:pStyle w:val="Normal"/>
-            </w:pPr>
-            <w:r>
-              <w:t>1.1 ± 0.73 (1.1)</w:t>
             </w:r>
           </w:p>
         </w:tc>
@@ -1797,17 +1417,7 @@
               <w:pStyle w:val="Normal"/>
             </w:pPr>
             <w:r>
-              <w:t>1.00</w:t>
-            </w:r>
-          </w:p>
-        </w:tc>
-        <w:tc>
-          <w:p>
-            <w:pPr>
-              <w:pStyle w:val="Normal"/>
-            </w:pPr>
-            <w:r>
-              <w:t>0.15 ± 3.1 (0.023)</w:t>
+              <w:t>0.15 ± 1.7 (0.024)</w:t>
             </w:r>
           </w:p>
         </w:tc>
@@ -1838,16 +1448,6 @@
             </w:pPr>
             <w:r>
               <w:t>16 ± 15 (12)</w:t>
-            </w:r>
-          </w:p>
-        </w:tc>
-        <w:tc>
-          <w:p>
-            <w:pPr>
-              <w:pStyle w:val="Normal"/>
-            </w:pPr>
-            <w:r>
-              <w:t>2.7 ± 0.87 (2.7)</w:t>
             </w:r>
           </w:p>
         </w:tc>
@@ -1889,17 +1489,7 @@
               <w:pStyle w:val="Normal"/>
             </w:pPr>
             <w:r>
-              <w:t>1.00</w:t>
-            </w:r>
-          </w:p>
-        </w:tc>
-        <w:tc>
-          <w:p>
-            <w:pPr>
-              <w:pStyle w:val="Normal"/>
-            </w:pPr>
-            <w:r>
-              <w:t>0.22 ± 5.1 (0.039)</w:t>
+              <w:t>0.2 ± 2.5 (0.039)</w:t>
             </w:r>
           </w:p>
         </w:tc>
@@ -1930,16 +1520,6 @@
             </w:pPr>
             <w:r>
               <w:t>16 ± 15 (12)</w:t>
-            </w:r>
-          </w:p>
-        </w:tc>
-        <w:tc>
-          <w:p>
-            <w:pPr>
-              <w:pStyle w:val="Normal"/>
-            </w:pPr>
-            <w:r>
-              <w:t>2.5 ± 0.86 (2.5)</w:t>
             </w:r>
           </w:p>
         </w:tc>
@@ -1981,17 +1561,7 @@
               <w:pStyle w:val="Normal"/>
             </w:pPr>
             <w:r>
-              <w:t>1.00</w:t>
-            </w:r>
-          </w:p>
-        </w:tc>
-        <w:tc>
-          <w:p>
-            <w:pPr>
-              <w:pStyle w:val="Normal"/>
-            </w:pPr>
-            <w:r>
-              <w:t>0.41 ± 3.1 (0.082)</w:t>
+              <w:t>0.4 ± 3.4 (0.081)</w:t>
             </w:r>
           </w:p>
         </w:tc>
@@ -2022,16 +1592,6 @@
             </w:pPr>
             <w:r>
               <w:t>16 ± 15 (12)</w:t>
-            </w:r>
-          </w:p>
-        </w:tc>
-        <w:tc>
-          <w:p>
-            <w:pPr>
-              <w:pStyle w:val="Normal"/>
-            </w:pPr>
-            <w:r>
-              <w:t>2.2 ± 0.88 (2.2)</w:t>
             </w:r>
           </w:p>
         </w:tc>
@@ -2073,17 +1633,7 @@
               <w:pStyle w:val="Normal"/>
             </w:pPr>
             <w:r>
-              <w:t>0.99</w:t>
-            </w:r>
-          </w:p>
-        </w:tc>
-        <w:tc>
-          <w:p>
-            <w:pPr>
-              <w:pStyle w:val="Normal"/>
-            </w:pPr>
-            <w:r>
-              <w:t>0.95 ± 8.2 (0.16)</w:t>
+              <w:t>1.1 ± 25 (0.16)</w:t>
             </w:r>
           </w:p>
         </w:tc>
@@ -2114,16 +1664,6 @@
             </w:pPr>
             <w:r>
               <w:t>24 ± 23 (18)</w:t>
-            </w:r>
-          </w:p>
-        </w:tc>
-        <w:tc>
-          <w:p>
-            <w:pPr>
-              <w:pStyle w:val="Normal"/>
-            </w:pPr>
-            <w:r>
-              <w:t>2 ± 0.84 (2)</w:t>
             </w:r>
           </w:p>
         </w:tc>
@@ -2165,17 +1705,7 @@
               <w:pStyle w:val="Normal"/>
             </w:pPr>
             <w:r>
-              <w:t>0.99</w:t>
-            </w:r>
-          </w:p>
-        </w:tc>
-        <w:tc>
-          <w:p>
-            <w:pPr>
-              <w:pStyle w:val="Normal"/>
-            </w:pPr>
-            <w:r>
-              <w:t>1.5 ± 26 (0.26)</w:t>
+              <w:t>1.3 ± 11 (0.25)</w:t>
             </w:r>
           </w:p>
         </w:tc>
@@ -2206,16 +1736,6 @@
             </w:pPr>
             <w:r>
               <w:t>24 ± 23 (18)</w:t>
-            </w:r>
-          </w:p>
-        </w:tc>
-        <w:tc>
-          <w:p>
-            <w:pPr>
-              <w:pStyle w:val="Normal"/>
-            </w:pPr>
-            <w:r>
-              <w:t>1.8 ± 0.83 (1.8)</w:t>
             </w:r>
           </w:p>
         </w:tc>
@@ -2257,17 +1777,7 @@
               <w:pStyle w:val="Normal"/>
             </w:pPr>
             <w:r>
-              <w:t>0.97</w:t>
-            </w:r>
-          </w:p>
-        </w:tc>
-        <w:tc>
-          <w:p>
-            <w:pPr>
-              <w:pStyle w:val="Normal"/>
-            </w:pPr>
-            <w:r>
-              <w:t>2.5 ± 23 (0.51)</w:t>
+              <w:t>2.4 ± 16 (0.5)</w:t>
             </w:r>
           </w:p>
         </w:tc>
@@ -2298,16 +1808,6 @@
             </w:pPr>
             <w:r>
               <w:t>24 ± 23 (18)</w:t>
-            </w:r>
-          </w:p>
-        </w:tc>
-        <w:tc>
-          <w:p>
-            <w:pPr>
-              <w:pStyle w:val="Normal"/>
-            </w:pPr>
-            <w:r>
-              <w:t>1.6 ± 0.85 (1.5)</w:t>
             </w:r>
           </w:p>
         </w:tc>
@@ -2349,16 +1849,6 @@
               <w:pStyle w:val="Normal"/>
             </w:pPr>
             <w:r>
-              <w:t>1.00</w:t>
-            </w:r>
-          </w:p>
-        </w:tc>
-        <w:tc>
-          <w:p>
-            <w:pPr>
-              <w:pStyle w:val="Normal"/>
-            </w:pPr>
-            <w:r>
               <w:t>2.1 ± 0.97 (1.9)</w:t>
             </w:r>
           </w:p>
@@ -2390,16 +1880,6 @@
             </w:pPr>
             <w:r>
               <w:t>26 ± 3.5 (26)</w:t>
-            </w:r>
-          </w:p>
-        </w:tc>
-        <w:tc>
-          <w:p>
-            <w:pPr>
-              <w:pStyle w:val="Normal"/>
-            </w:pPr>
-            <w:r>
-              <w:t>1.1 ± 0.2 (1.1)</w:t>
             </w:r>
           </w:p>
         </w:tc>
@@ -2441,16 +1921,6 @@
               <w:pStyle w:val="Normal"/>
             </w:pPr>
             <w:r>
-              <w:t>1.00</w:t>
-            </w:r>
-          </w:p>
-        </w:tc>
-        <w:tc>
-          <w:p>
-            <w:pPr>
-              <w:pStyle w:val="Normal"/>
-            </w:pPr>
-            <w:r>
               <w:t>0.62 ± 0.29 (0.56)</w:t>
             </w:r>
           </w:p>
@@ -2482,16 +1952,6 @@
             </w:pPr>
             <w:r>
               <w:t>7.2 ± 0.95 (7.1)</w:t>
-            </w:r>
-          </w:p>
-        </w:tc>
-        <w:tc>
-          <w:p>
-            <w:pPr>
-              <w:pStyle w:val="Normal"/>
-            </w:pPr>
-            <w:r>
-              <w:t>1.1 ± 0.2 (1.1)</w:t>
             </w:r>
           </w:p>
         </w:tc>
@@ -2533,16 +1993,6 @@
               <w:pStyle w:val="Normal"/>
             </w:pPr>
             <w:r>
-              <w:t>1.00</w:t>
-            </w:r>
-          </w:p>
-        </w:tc>
-        <w:tc>
-          <w:p>
-            <w:pPr>
-              <w:pStyle w:val="Normal"/>
-            </w:pPr>
-            <w:r>
               <w:t>3.9 ± 1.8 (3.5)</w:t>
             </w:r>
           </w:p>
@@ -2574,16 +2024,6 @@
             </w:pPr>
             <w:r>
               <w:t>20 ± 2.5 (20)</w:t>
-            </w:r>
-          </w:p>
-        </w:tc>
-        <w:tc>
-          <w:p>
-            <w:pPr>
-              <w:pStyle w:val="Normal"/>
-            </w:pPr>
-            <w:r>
-              <w:t>0.76 ± 0.2 (0.76)</w:t>
             </w:r>
           </w:p>
         </w:tc>
@@ -2625,16 +2065,6 @@
               <w:pStyle w:val="Normal"/>
             </w:pPr>
             <w:r>
-              <w:t>1.00</w:t>
-            </w:r>
-          </w:p>
-        </w:tc>
-        <w:tc>
-          <w:p>
-            <w:pPr>
-              <w:pStyle w:val="Normal"/>
-            </w:pPr>
-            <w:r>
               <w:t>0.91 ± 0.45 (0.82)</w:t>
             </w:r>
           </w:p>
@@ -2666,16 +2096,6 @@
             </w:pPr>
             <w:r>
               <w:t>9.7 ± 1.4 (9.6)</w:t>
-            </w:r>
-          </w:p>
-        </w:tc>
-        <w:tc>
-          <w:p>
-            <w:pPr>
-              <w:pStyle w:val="Normal"/>
-            </w:pPr>
-            <w:r>
-              <w:t>1.1 ± 0.21 (1.1)</w:t>
             </w:r>
           </w:p>
         </w:tc>
@@ -2717,16 +2137,6 @@
               <w:pStyle w:val="Normal"/>
             </w:pPr>
             <w:r>
-              <w:t>1.00</w:t>
-            </w:r>
-          </w:p>
-        </w:tc>
-        <w:tc>
-          <w:p>
-            <w:pPr>
-              <w:pStyle w:val="Normal"/>
-            </w:pPr>
-            <w:r>
               <w:t>4.1 ± 1.8 (3.7)</w:t>
             </w:r>
           </w:p>
@@ -2758,16 +2168,6 @@
             </w:pPr>
             <w:r>
               <w:t>20 ± 2.3 (20)</w:t>
-            </w:r>
-          </w:p>
-        </w:tc>
-        <w:tc>
-          <w:p>
-            <w:pPr>
-              <w:pStyle w:val="Normal"/>
-            </w:pPr>
-            <w:r>
-              <w:t>0.73 ± 0.19 (0.73)</w:t>
             </w:r>
           </w:p>
         </w:tc>
@@ -2809,16 +2209,6 @@
               <w:pStyle w:val="Normal"/>
             </w:pPr>
             <w:r>
-              <w:t>1.00</w:t>
-            </w:r>
-          </w:p>
-        </w:tc>
-        <w:tc>
-          <w:p>
-            <w:pPr>
-              <w:pStyle w:val="Normal"/>
-            </w:pPr>
-            <w:r>
               <w:t>0.95 ± 0.45 (0.86)</w:t>
             </w:r>
           </w:p>
@@ -2850,16 +2240,6 @@
             </w:pPr>
             <w:r>
               <w:t>15 ± 2.2 (15)</w:t>
-            </w:r>
-          </w:p>
-        </w:tc>
-        <w:tc>
-          <w:p>
-            <w:pPr>
-              <w:pStyle w:val="Normal"/>
-            </w:pPr>
-            <w:r>
-              <w:t>1.2 ± 0.21 (1.2)</w:t>
             </w:r>
           </w:p>
         </w:tc>
@@ -2901,16 +2281,6 @@
               <w:pStyle w:val="Normal"/>
             </w:pPr>
             <w:r>
-              <w:t>1.00</w:t>
-            </w:r>
-          </w:p>
-        </w:tc>
-        <w:tc>
-          <w:p>
-            <w:pPr>
-              <w:pStyle w:val="Normal"/>
-            </w:pPr>
-            <w:r>
               <w:t>0.029 ± 0.015 (0.026)</w:t>
             </w:r>
           </w:p>
@@ -2942,16 +2312,6 @@
             </w:pPr>
             <w:r>
               <w:t>22 ± 3.7 (21)</w:t>
-            </w:r>
-          </w:p>
-        </w:tc>
-        <w:tc>
-          <w:p>
-            <w:pPr>
-              <w:pStyle w:val="Normal"/>
-            </w:pPr>
-            <w:r>
-              <w:t>2.9 ± 0.24 (2.9)</w:t>
             </w:r>
           </w:p>
         </w:tc>
@@ -2993,16 +2353,6 @@
               <w:pStyle w:val="Normal"/>
             </w:pPr>
             <w:r>
-              <w:t>1.00</w:t>
-            </w:r>
-          </w:p>
-        </w:tc>
-        <w:tc>
-          <w:p>
-            <w:pPr>
-              <w:pStyle w:val="Normal"/>
-            </w:pPr>
-            <w:r>
               <w:t>0.0044 ± 0.0027 (0.0037)</w:t>
             </w:r>
           </w:p>
@@ -3034,16 +2384,6 @@
             </w:pPr>
             <w:r>
               <w:t>11 ± 2.1 (11)</w:t>
-            </w:r>
-          </w:p>
-        </w:tc>
-        <w:tc>
-          <w:p>
-            <w:pPr>
-              <w:pStyle w:val="Normal"/>
-            </w:pPr>
-            <w:r>
-              <w:t>3.5 ± 0.27 (3.5)</w:t>
             </w:r>
           </w:p>
         </w:tc>
@@ -3085,16 +2425,6 @@
               <w:pStyle w:val="Normal"/>
             </w:pPr>
             <w:r>
-              <w:t>0.99</w:t>
-            </w:r>
-          </w:p>
-        </w:tc>
-        <w:tc>
-          <w:p>
-            <w:pPr>
-              <w:pStyle w:val="Normal"/>
-            </w:pPr>
-            <w:r>
               <w:t>3.6 ± 1.6 (3.2)</w:t>
             </w:r>
           </w:p>
@@ -3126,16 +2456,6 @@
             </w:pPr>
             <w:r>
               <w:t>10 ± 1 (9.9)</w:t>
-            </w:r>
-          </w:p>
-        </w:tc>
-        <w:tc>
-          <w:p>
-            <w:pPr>
-              <w:pStyle w:val="Normal"/>
-            </w:pPr>
-            <w:r>
-              <w:t>0.49 ± 0.19 (0.49)</w:t>
             </w:r>
           </w:p>
         </w:tc>
@@ -3177,16 +2497,6 @@
               <w:pStyle w:val="Normal"/>
             </w:pPr>
             <w:r>
-              <w:t>0.99</w:t>
-            </w:r>
-          </w:p>
-        </w:tc>
-        <w:tc>
-          <w:p>
-            <w:pPr>
-              <w:pStyle w:val="Normal"/>
-            </w:pPr>
-            <w:r>
               <w:t>1 ± 0.48 (0.95)</w:t>
             </w:r>
           </w:p>
@@ -3218,16 +2528,6 @@
             </w:pPr>
             <w:r>
               <w:t>2.8 ± 0.29 (2.7)</w:t>
-            </w:r>
-          </w:p>
-        </w:tc>
-        <w:tc>
-          <w:p>
-            <w:pPr>
-              <w:pStyle w:val="Normal"/>
-            </w:pPr>
-            <w:r>
-              <w:t>0.46 ± 0.2 (0.46)</w:t>
             </w:r>
           </w:p>
         </w:tc>
@@ -3269,16 +2569,6 @@
               <w:pStyle w:val="Normal"/>
             </w:pPr>
             <w:r>
-              <w:t>0.72</w:t>
-            </w:r>
-          </w:p>
-        </w:tc>
-        <w:tc>
-          <w:p>
-            <w:pPr>
-              <w:pStyle w:val="Normal"/>
-            </w:pPr>
-            <w:r>
               <w:t>6.5 ± 3 (6)</w:t>
             </w:r>
           </w:p>
@@ -3310,16 +2600,6 @@
             </w:pPr>
             <w:r>
               <w:t>7.8 ± 0.76 (7.8)</w:t>
-            </w:r>
-          </w:p>
-        </w:tc>
-        <w:tc>
-          <w:p>
-            <w:pPr>
-              <w:pStyle w:val="Normal"/>
-            </w:pPr>
-            <w:r>
-              <w:t>0.11 ± 0.19 (0.11)</w:t>
             </w:r>
           </w:p>
         </w:tc>
@@ -3361,16 +2641,6 @@
               <w:pStyle w:val="Normal"/>
             </w:pPr>
             <w:r>
-              <w:t>0.98</w:t>
-            </w:r>
-          </w:p>
-        </w:tc>
-        <w:tc>
-          <w:p>
-            <w:pPr>
-              <w:pStyle w:val="Normal"/>
-            </w:pPr>
-            <w:r>
               <w:t>1.5 ± 0.73 (1.4)</w:t>
             </w:r>
           </w:p>
@@ -3402,16 +2672,6 @@
             </w:pPr>
             <w:r>
               <w:t>3.7 ± 0.42 (3.7)</w:t>
-            </w:r>
-          </w:p>
-        </w:tc>
-        <w:tc>
-          <w:p>
-            <w:pPr>
-              <w:pStyle w:val="Normal"/>
-            </w:pPr>
-            <w:r>
-              <w:t>0.43 ± 0.2 (0.43)</w:t>
             </w:r>
           </w:p>
         </w:tc>
@@ -3453,16 +2713,6 @@
               <w:pStyle w:val="Normal"/>
             </w:pPr>
             <w:r>
-              <w:t>0.66</w:t>
-            </w:r>
-          </w:p>
-        </w:tc>
-        <w:tc>
-          <w:p>
-            <w:pPr>
-              <w:pStyle w:val="Normal"/>
-            </w:pPr>
-            <w:r>
               <w:t>7 ± 3.1 (6.3)</w:t>
             </w:r>
           </w:p>
@@ -3494,16 +2744,6 @@
             </w:pPr>
             <w:r>
               <w:t>7.7 ± 0.73 (7.6)</w:t>
-            </w:r>
-          </w:p>
-        </w:tc>
-        <w:tc>
-          <w:p>
-            <w:pPr>
-              <w:pStyle w:val="Normal"/>
-            </w:pPr>
-            <w:r>
-              <w:t>0.081 ± 0.19 (0.081)</w:t>
             </w:r>
           </w:p>
         </w:tc>
@@ -3545,16 +2785,6 @@
               <w:pStyle w:val="Normal"/>
             </w:pPr>
             <w:r>
-              <w:t>1.00</w:t>
-            </w:r>
-          </w:p>
-        </w:tc>
-        <w:tc>
-          <w:p>
-            <w:pPr>
-              <w:pStyle w:val="Normal"/>
-            </w:pPr>
-            <w:r>
               <w:t>1.6 ± 0.74 (1.5)</w:t>
             </w:r>
           </w:p>
@@ -3586,16 +2816,6 @@
             </w:pPr>
             <w:r>
               <w:t>5.7 ± 0.63 (5.7)</w:t>
-            </w:r>
-          </w:p>
-        </w:tc>
-        <w:tc>
-          <w:p>
-            <w:pPr>
-              <w:pStyle w:val="Normal"/>
-            </w:pPr>
-            <w:r>
-              <w:t>0.59 ± 0.2 (0.59)</w:t>
             </w:r>
           </w:p>
         </w:tc>
@@ -3637,16 +2857,6 @@
               <w:pStyle w:val="Normal"/>
             </w:pPr>
             <w:r>
-              <w:t>1.00</w:t>
-            </w:r>
-          </w:p>
-        </w:tc>
-        <w:tc>
-          <w:p>
-            <w:pPr>
-              <w:pStyle w:val="Normal"/>
-            </w:pPr>
-            <w:r>
               <w:t>0.049 ± 0.026 (0.044)</w:t>
             </w:r>
           </w:p>
@@ -3678,16 +2888,6 @@
             </w:pPr>
             <w:r>
               <w:t>8.3 ± 1.4 (8.2)</w:t>
-            </w:r>
-          </w:p>
-        </w:tc>
-        <w:tc>
-          <w:p>
-            <w:pPr>
-              <w:pStyle w:val="Normal"/>
-            </w:pPr>
-            <w:r>
-              <w:t>2.3 ± 0.23 (2.3)</w:t>
             </w:r>
           </w:p>
         </w:tc>
@@ -3729,16 +2929,6 @@
               <w:pStyle w:val="Normal"/>
             </w:pPr>
             <w:r>
-              <w:t>1.00</w:t>
-            </w:r>
-          </w:p>
-        </w:tc>
-        <w:tc>
-          <w:p>
-            <w:pPr>
-              <w:pStyle w:val="Normal"/>
-            </w:pPr>
-            <w:r>
               <w:t>0.0074 ± 0.0045 (0.0064)</w:t>
             </w:r>
           </w:p>
@@ -3770,16 +2960,6 @@
             </w:pPr>
             <w:r>
               <w:t>4.2 ± 0.77 (4.1)</w:t>
-            </w:r>
-          </w:p>
-        </w:tc>
-        <w:tc>
-          <w:p>
-            <w:pPr>
-              <w:pStyle w:val="Normal"/>
-            </w:pPr>
-            <w:r>
-              <w:t>2.8 ± 0.26 (2.8)</w:t>
             </w:r>
           </w:p>
         </w:tc>
